--- a/book/docx-por-capitulo/capitulo-11c-open-webui.docx
+++ b/book/docx-por-capitulo/capitulo-11c-open-webui.docx
@@ -7,6 +7,7 @@
         <w:pStyle w:val="Endure-ChapterTitle"/>
         <w:keepNext/>
         <w:spacing w:before="480" w:after="240"/>
+        <w:outlineLvl w:val="0"/>
       </w:pPr>
       <w:r>
         <w:rPr>
@@ -26,34 +27,50 @@
         <w:pStyle w:val="Endure-Subhead"/>
         <w:keepNext/>
         <w:spacing w:before="240" w:after="60"/>
-      </w:pPr>
-      <w:r>
+        <w:outlineLvl w:val="1"/>
+      </w:pPr>
+      <w:r>
+        <w:rPr>
+          <w:sz w:val="24"/>
+        </w:rPr>
         <w:t>Introducción</w:t>
       </w:r>
     </w:p>
     <w:p>
       <w:pPr>
         <w:pStyle w:val="Endure-FirstParagraphBodyText"/>
-      </w:pPr>
-      <w:r>
+        <w:spacing w:before="100" w:after="100"/>
+      </w:pPr>
+      <w:r>
+        <w:rPr>
+          <w:sz w:val="20"/>
+        </w:rPr>
         <w:t xml:space="preserve">Open WebUI proporciona una interfaz web estilo ChatGPT que conecta simultáneamente con Ollama, vLLM y llama.cpp desde cualquier navegador de la red local. Funciona como </w:t>
       </w:r>
       <w:r>
         <w:rPr>
           <w:b/>
+          <w:sz w:val="20"/>
         </w:rPr>
         <w:t>PWA</w:t>
       </w:r>
       <w:r>
+        <w:rPr>
+          <w:sz w:val="20"/>
+        </w:rPr>
         <w:t xml:space="preserve"> en móviles y soporta subida de documentos, </w:t>
       </w:r>
       <w:r>
         <w:rPr>
           <w:b/>
+          <w:sz w:val="20"/>
         </w:rPr>
         <w:t>RAG</w:t>
       </w:r>
       <w:r>
+        <w:rPr>
+          <w:sz w:val="20"/>
+        </w:rPr>
         <w:t>, pipelines Python y entrada de voz.</w:t>
       </w:r>
     </w:p>
@@ -103,7 +120,7 @@
             <w:r>
               <w:rPr>
                 <w:rFonts w:ascii="Courier New" w:hAnsi="Courier New"/>
-                <w:sz w:val="17"/>
+                <w:sz w:val="16"/>
               </w:rPr>
               <w:t>mkcert</w:t>
             </w:r>
@@ -122,67 +139,95 @@
     <w:p>
       <w:pPr>
         <w:pStyle w:val="Endure-ChapterBodyText"/>
-      </w:pPr>
-      <w:r>
+        <w:spacing w:before="100" w:after="100"/>
+      </w:pPr>
+      <w:r>
+        <w:rPr>
+          <w:sz w:val="20"/>
+        </w:rPr>
         <w:t xml:space="preserve">Este capítulo cubre dos partes: la </w:t>
       </w:r>
       <w:r>
         <w:rPr>
           <w:b/>
+          <w:sz w:val="20"/>
         </w:rPr>
         <w:t>configuración con SSL local</w:t>
       </w:r>
       <w:r>
+        <w:rPr>
+          <w:sz w:val="20"/>
+        </w:rPr>
         <w:t xml:space="preserve"> (necesaria para habilitar el micrófono en el navegador) y un </w:t>
       </w:r>
       <w:r>
         <w:rPr>
           <w:b/>
+          <w:sz w:val="20"/>
         </w:rPr>
         <w:t>proyecto práctico de aprendizaje de inglés</w:t>
       </w:r>
       <w:r>
+        <w:rPr>
+          <w:sz w:val="20"/>
+        </w:rPr>
         <w:t xml:space="preserve"> usando el modelo multimodal Nemotron Omni.</w:t>
       </w:r>
     </w:p>
     <w:p>
       <w:pPr>
         <w:pStyle w:val="Endure-ChapterBodyText"/>
-      </w:pPr>
-      <w:r>
+        <w:spacing w:before="100" w:after="100"/>
+      </w:pPr>
+      <w:r>
+        <w:rPr>
+          <w:sz w:val="20"/>
+        </w:rPr>
         <w:t xml:space="preserve">A diferencia de los motores de inferencia, Open WebUI </w:t>
       </w:r>
       <w:r>
         <w:rPr>
           <w:b/>
+          <w:sz w:val="20"/>
         </w:rPr>
         <w:t>no carga modelos en GPU</w:t>
       </w:r>
       <w:r>
+        <w:rPr>
+          <w:sz w:val="20"/>
+        </w:rPr>
         <w:t xml:space="preserve"> — consume únicamente ~200–400 MB de RAM. Sin embargo, para mantener la arquitectura clean-start, se usa </w:t>
       </w:r>
       <w:r>
         <w:rPr>
           <w:rFonts w:ascii="Courier New" w:hAnsi="Courier New"/>
-          <w:sz w:val="17"/>
+          <w:sz w:val="16"/>
         </w:rPr>
         <w:t>--restart no</w:t>
       </w:r>
       <w:r>
+        <w:rPr>
+          <w:sz w:val="20"/>
+        </w:rPr>
         <w:t xml:space="preserve"> como todos los servicios on-demand.</w:t>
       </w:r>
     </w:p>
     <w:p>
       <w:pPr>
         <w:pStyle w:val="Endure-ChapterBodyText"/>
+        <w:spacing w:before="100" w:after="100"/>
       </w:pPr>
       <w:r>
         <w:rPr>
           <w:b/>
+          <w:sz w:val="20"/>
         </w:rPr>
         <w:t>Modo energético:</w:t>
       </w:r>
       <w:r>
+        <w:rPr>
+          <w:sz w:val="20"/>
+        </w:rPr>
         <w:t xml:space="preserve"> 30W en reposo. Cambie a MAXN solo cuando el motor de inferencia lo requiera.</w:t>
       </w:r>
     </w:p>
@@ -232,12 +277,12 @@
             <w:r>
               <w:rPr>
                 <w:rFonts w:ascii="Courier New" w:hAnsi="Courier New"/>
-                <w:sz w:val="17"/>
+                <w:sz w:val="16"/>
               </w:rPr>
               <w:t>docker-on</w:t>
             </w:r>
             <w:r>
-              <w:t>) y al menos un motor de inferencia corriendo del Capítulo anterior. El bot de Telegram del Capítulo 13A es independiente de Open WebUI.</w:t>
+              <w:t>) y al menos un motor de inferencia corriendo del Capítulo anterior. El bot de Telegram del Capítulo 11A es independiente de Open WebUI.</w:t>
             </w:r>
           </w:p>
         </w:tc>
@@ -253,8 +298,12 @@
         <w:pStyle w:val="Endure-Subhead"/>
         <w:keepNext/>
         <w:spacing w:before="240" w:after="60"/>
-      </w:pPr>
-      <w:r>
+        <w:outlineLvl w:val="1"/>
+      </w:pPr>
+      <w:r>
+        <w:rPr>
+          <w:sz w:val="24"/>
+        </w:rPr>
         <w:t>13C.1 Instalación</w:t>
       </w:r>
     </w:p>
@@ -263,10 +312,11 @@
         <w:pStyle w:val="Endure-Subhead"/>
         <w:keepNext/>
         <w:spacing w:before="160" w:after="60"/>
-      </w:pPr>
-      <w:r>
-        <w:rPr>
-          <w:sz w:val="18"/>
+        <w:outlineLvl w:val="2"/>
+      </w:pPr>
+      <w:r>
+        <w:rPr>
+          <w:sz w:val="22"/>
         </w:rPr>
         <w:t>13C.1.1 Primer Arranque</w:t>
       </w:r>
@@ -284,7 +334,7 @@
         <w:tc>
           <w:tcPr>
             <w:tcW w:type="dxa" w:w="8152"/>
-            <w:shd w:val="clear" w:color="auto" w:fill="F2F2F2"/>
+            <w:shd w:val="clear" w:color="auto" w:fill="EAEAEA"/>
             <w:tcBorders>
               <w:left w:val="thick" w:sz="24" w:color="1A5A6A"/>
             </w:tcBorders>
@@ -420,6 +470,7 @@
             <w:r>
               <w:rPr>
                 <w:rFonts w:ascii="Courier New" w:hAnsi="Courier New"/>
+                <w:i/>
                 <w:color w:val="555555"/>
                 <w:sz w:val="16"/>
               </w:rPr>
@@ -436,6 +487,7 @@
             <w:r>
               <w:rPr>
                 <w:rFonts w:ascii="Courier New" w:hAnsi="Courier New"/>
+                <w:i/>
                 <w:color w:val="555555"/>
                 <w:sz w:val="16"/>
               </w:rPr>
@@ -452,6 +504,7 @@
             <w:r>
               <w:rPr>
                 <w:rFonts w:ascii="Courier New" w:hAnsi="Courier New"/>
+                <w:i/>
                 <w:color w:val="555555"/>
                 <w:sz w:val="16"/>
               </w:rPr>
@@ -468,6 +521,7 @@
             <w:r>
               <w:rPr>
                 <w:rFonts w:ascii="Courier New" w:hAnsi="Courier New"/>
+                <w:i/>
                 <w:color w:val="555555"/>
                 <w:sz w:val="16"/>
               </w:rPr>
@@ -484,6 +538,7 @@
             <w:r>
               <w:rPr>
                 <w:rFonts w:ascii="Courier New" w:hAnsi="Courier New"/>
+                <w:i/>
                 <w:color w:val="555555"/>
                 <w:sz w:val="16"/>
               </w:rPr>
@@ -500,6 +555,7 @@
             <w:r>
               <w:rPr>
                 <w:rFonts w:ascii="Courier New" w:hAnsi="Courier New"/>
+                <w:i/>
                 <w:color w:val="555555"/>
                 <w:sz w:val="16"/>
               </w:rPr>
@@ -527,7 +583,7 @@
         <w:tc>
           <w:tcPr>
             <w:tcW w:type="dxa" w:w="8152"/>
-            <w:shd w:val="clear" w:color="auto" w:fill="F2F2F2"/>
+            <w:shd w:val="clear" w:color="auto" w:fill="EAEAEA"/>
             <w:tcBorders>
               <w:left w:val="thick" w:sz="24" w:color="1A5A6A"/>
             </w:tcBorders>
@@ -626,7 +682,7 @@
         <w:tc>
           <w:tcPr>
             <w:tcW w:type="dxa" w:w="8152"/>
-            <w:shd w:val="clear" w:color="auto" w:fill="F2F2F2"/>
+            <w:shd w:val="clear" w:color="auto" w:fill="EAEAEA"/>
             <w:tcBorders>
               <w:left w:val="thick" w:sz="24" w:color="1A5A6A"/>
             </w:tcBorders>
@@ -698,8 +754,12 @@
     <w:p>
       <w:pPr>
         <w:pStyle w:val="Endure-ChapterBodyText"/>
-      </w:pPr>
-      <w:r>
+        <w:spacing w:before="100" w:after="100"/>
+      </w:pPr>
+      <w:r>
+        <w:rPr>
+          <w:sz w:val="20"/>
+        </w:rPr>
         <w:t>Abra desde el navegador en cualquier equipo de la red local:</w:t>
       </w:r>
     </w:p>
@@ -716,7 +776,7 @@
         <w:tc>
           <w:tcPr>
             <w:tcW w:type="dxa" w:w="8152"/>
-            <w:shd w:val="clear" w:color="auto" w:fill="F2F2F2"/>
+            <w:shd w:val="clear" w:color="auto" w:fill="EAEAEA"/>
             <w:tcBorders>
               <w:left w:val="thick" w:sz="24" w:color="1A5A6A"/>
             </w:tcBorders>
@@ -737,6 +797,7 @@
             <w:r>
               <w:rPr>
                 <w:rFonts w:ascii="Courier New" w:hAnsi="Courier New"/>
+                <w:i/>
                 <w:color w:val="555555"/>
                 <w:sz w:val="16"/>
               </w:rPr>
@@ -754,8 +815,12 @@
     <w:p>
       <w:pPr>
         <w:pStyle w:val="Endure-ChapterBodyText"/>
-      </w:pPr>
-      <w:r>
+        <w:spacing w:before="100" w:after="100"/>
+      </w:pPr>
+      <w:r>
+        <w:rPr>
+          <w:sz w:val="20"/>
+        </w:rPr>
         <w:t>En la primera visita, Open WebUI solicita crear una cuenta de administrador local (sin conexión a internet).</w:t>
       </w:r>
     </w:p>
@@ -805,7 +870,7 @@
             <w:r>
               <w:rPr>
                 <w:rFonts w:ascii="Courier New" w:hAnsi="Courier New"/>
-                <w:sz w:val="17"/>
+                <w:sz w:val="16"/>
               </w:rPr>
               <w:t>--network host</w:t>
             </w:r>
@@ -815,7 +880,7 @@
             <w:r>
               <w:rPr>
                 <w:rFonts w:ascii="Courier New" w:hAnsi="Courier New"/>
-                <w:sz w:val="17"/>
+                <w:sz w:val="16"/>
               </w:rPr>
               <w:t>-e PORT=3000 -p 3000:3000</w:t>
             </w:r>
@@ -836,10 +901,11 @@
         <w:pStyle w:val="Endure-Subhead"/>
         <w:keepNext/>
         <w:spacing w:before="160" w:after="60"/>
-      </w:pPr>
-      <w:r>
-        <w:rPr>
-          <w:sz w:val="18"/>
+        <w:outlineLvl w:val="2"/>
+      </w:pPr>
+      <w:r>
+        <w:rPr>
+          <w:sz w:val="22"/>
         </w:rPr>
         <w:t>13C.1.2 Habilitar UFW para acceso desde red local</w:t>
       </w:r>
@@ -857,7 +923,7 @@
         <w:tc>
           <w:tcPr>
             <w:tcW w:type="dxa" w:w="8152"/>
-            <w:shd w:val="clear" w:color="auto" w:fill="F2F2F2"/>
+            <w:shd w:val="clear" w:color="auto" w:fill="EAEAEA"/>
             <w:tcBorders>
               <w:left w:val="thick" w:sz="24" w:color="1A5A6A"/>
             </w:tcBorders>
@@ -930,16 +996,24 @@
         <w:pStyle w:val="Endure-Subhead"/>
         <w:keepNext/>
         <w:spacing w:before="240" w:after="60"/>
-      </w:pPr>
-      <w:r>
+        <w:outlineLvl w:val="1"/>
+      </w:pPr>
+      <w:r>
+        <w:rPr>
+          <w:sz w:val="24"/>
+        </w:rPr>
         <w:t>13C.2 Conectar Múltiples Backends de Inferencia</w:t>
       </w:r>
     </w:p>
     <w:p>
       <w:pPr>
         <w:pStyle w:val="Endure-FirstParagraphBodyText"/>
-      </w:pPr>
-      <w:r>
+        <w:spacing w:before="100" w:after="100"/>
+      </w:pPr>
+      <w:r>
+        <w:rPr>
+          <w:sz w:val="20"/>
+        </w:rPr>
         <w:t>Open WebUI puede conectarse simultáneamente a Ollama y a cualquier endpoint compatible con la API de OpenAI (vLLM, llama.cpp):</w:t>
       </w:r>
     </w:p>
@@ -956,7 +1030,7 @@
         <w:tc>
           <w:tcPr>
             <w:tcW w:type="dxa" w:w="8152"/>
-            <w:shd w:val="clear" w:color="auto" w:fill="F2F2F2"/>
+            <w:shd w:val="clear" w:color="auto" w:fill="EAEAEA"/>
             <w:tcBorders>
               <w:left w:val="thick" w:sz="24" w:color="1A5A6A"/>
             </w:tcBorders>
@@ -1058,6 +1132,7 @@
             <w:r>
               <w:rPr>
                 <w:rFonts w:ascii="Courier New" w:hAnsi="Courier New"/>
+                <w:i/>
                 <w:color w:val="555555"/>
                 <w:sz w:val="16"/>
               </w:rPr>
@@ -1074,6 +1149,7 @@
             <w:r>
               <w:rPr>
                 <w:rFonts w:ascii="Courier New" w:hAnsi="Courier New"/>
+                <w:i/>
                 <w:color w:val="555555"/>
                 <w:sz w:val="16"/>
               </w:rPr>
@@ -1090,6 +1166,7 @@
             <w:r>
               <w:rPr>
                 <w:rFonts w:ascii="Courier New" w:hAnsi="Courier New"/>
+                <w:i/>
                 <w:color w:val="555555"/>
                 <w:sz w:val="16"/>
               </w:rPr>
@@ -1106,6 +1183,7 @@
             <w:r>
               <w:rPr>
                 <w:rFonts w:ascii="Courier New" w:hAnsi="Courier New"/>
+                <w:i/>
                 <w:color w:val="555555"/>
                 <w:sz w:val="16"/>
               </w:rPr>
@@ -1122,6 +1200,7 @@
             <w:r>
               <w:rPr>
                 <w:rFonts w:ascii="Courier New" w:hAnsi="Courier New"/>
+                <w:i/>
                 <w:color w:val="555555"/>
                 <w:sz w:val="16"/>
               </w:rPr>
@@ -1138,6 +1217,7 @@
             <w:r>
               <w:rPr>
                 <w:rFonts w:ascii="Courier New" w:hAnsi="Courier New"/>
+                <w:i/>
                 <w:color w:val="555555"/>
                 <w:sz w:val="16"/>
               </w:rPr>
@@ -1154,6 +1234,7 @@
             <w:r>
               <w:rPr>
                 <w:rFonts w:ascii="Courier New" w:hAnsi="Courier New"/>
+                <w:i/>
                 <w:color w:val="555555"/>
                 <w:sz w:val="16"/>
               </w:rPr>
@@ -1170,6 +1251,7 @@
             <w:r>
               <w:rPr>
                 <w:rFonts w:ascii="Courier New" w:hAnsi="Courier New"/>
+                <w:i/>
                 <w:color w:val="555555"/>
                 <w:sz w:val="16"/>
               </w:rPr>
@@ -1186,6 +1268,7 @@
             <w:r>
               <w:rPr>
                 <w:rFonts w:ascii="Courier New" w:hAnsi="Courier New"/>
+                <w:i/>
                 <w:color w:val="555555"/>
                 <w:sz w:val="16"/>
               </w:rPr>
@@ -1244,7 +1327,7 @@
         <w:tc>
           <w:tcPr>
             <w:tcW w:type="dxa" w:w="8152"/>
-            <w:shd w:val="clear" w:color="auto" w:fill="F2F2F2"/>
+            <w:shd w:val="clear" w:color="auto" w:fill="EAEAEA"/>
             <w:tcBorders>
               <w:left w:val="thick" w:sz="24" w:color="1A5A6A"/>
             </w:tcBorders>
@@ -1282,6 +1365,7 @@
             <w:r>
               <w:rPr>
                 <w:rFonts w:ascii="Courier New" w:hAnsi="Courier New"/>
+                <w:i/>
                 <w:color w:val="555555"/>
                 <w:sz w:val="16"/>
               </w:rPr>
@@ -1299,8 +1383,12 @@
     <w:p>
       <w:pPr>
         <w:pStyle w:val="Endure-ChapterBodyText"/>
-      </w:pPr>
-      <w:r>
+        <w:spacing w:before="100" w:after="100"/>
+      </w:pPr>
+      <w:r>
+        <w:rPr>
+          <w:sz w:val="20"/>
+        </w:rPr>
         <w:t>Los modelos disponibles en cada motor aparecen automáticamente en el selector de modelos de la interfaz web.</w:t>
       </w:r>
     </w:p>
@@ -1350,7 +1438,7 @@
             <w:r>
               <w:rPr>
                 <w:rFonts w:ascii="Courier New" w:hAnsi="Courier New"/>
-                <w:sz w:val="17"/>
+                <w:sz w:val="16"/>
               </w:rPr>
               <w:t>vllm-local</w:t>
             </w:r>
@@ -1360,7 +1448,7 @@
             <w:r>
               <w:rPr>
                 <w:rFonts w:ascii="Courier New" w:hAnsi="Courier New"/>
-                <w:sz w:val="17"/>
+                <w:sz w:val="16"/>
               </w:rPr>
               <w:t>llama-local</w:t>
             </w:r>
@@ -1370,7 +1458,7 @@
             <w:r>
               <w:rPr>
                 <w:rFonts w:ascii="Courier New" w:hAnsi="Courier New"/>
-                <w:sz w:val="17"/>
+                <w:sz w:val="16"/>
               </w:rPr>
               <w:t>OPENAI_API_KEYS</w:t>
             </w:r>
@@ -1380,7 +1468,7 @@
             <w:r>
               <w:rPr>
                 <w:rFonts w:ascii="Courier New" w:hAnsi="Courier New"/>
-                <w:sz w:val="17"/>
+                <w:sz w:val="16"/>
               </w:rPr>
               <w:t>--api-key</w:t>
             </w:r>
@@ -1390,7 +1478,7 @@
             <w:r>
               <w:rPr>
                 <w:rFonts w:ascii="Courier New" w:hAnsi="Courier New"/>
-                <w:sz w:val="17"/>
+                <w:sz w:val="16"/>
               </w:rPr>
               <w:t>~/.bash_aliases</w:t>
             </w:r>
@@ -1400,7 +1488,7 @@
             <w:r>
               <w:rPr>
                 <w:rFonts w:ascii="Courier New" w:hAnsi="Courier New"/>
-                <w:sz w:val="17"/>
+                <w:sz w:val="16"/>
               </w:rPr>
               <w:t>VLLM_API_KEY</w:t>
             </w:r>
@@ -1410,7 +1498,7 @@
             <w:r>
               <w:rPr>
                 <w:rFonts w:ascii="Courier New" w:hAnsi="Courier New"/>
-                <w:sz w:val="17"/>
+                <w:sz w:val="16"/>
               </w:rPr>
               <w:t>vllm-local</w:t>
             </w:r>
@@ -1420,7 +1508,7 @@
             <w:r>
               <w:rPr>
                 <w:rFonts w:ascii="Courier New" w:hAnsi="Courier New"/>
-                <w:sz w:val="17"/>
+                <w:sz w:val="16"/>
               </w:rPr>
               <w:t>docker run</w:t>
             </w:r>
@@ -1430,7 +1518,7 @@
             <w:r>
               <w:rPr>
                 <w:rFonts w:ascii="Courier New" w:hAnsi="Courier New"/>
-                <w:sz w:val="17"/>
+                <w:sz w:val="16"/>
               </w:rPr>
               <w:t>`</w:t>
             </w:r>
@@ -1440,7 +1528,7 @@
             <w:r>
               <w:rPr>
                 <w:rFonts w:ascii="Courier New" w:hAnsi="Courier New"/>
-                <w:sz w:val="17"/>
+                <w:sz w:val="16"/>
               </w:rPr>
               <w:t>`</w:t>
             </w:r>
@@ -1450,7 +1538,7 @@
             <w:r>
               <w:rPr>
                 <w:rFonts w:ascii="Courier New" w:hAnsi="Courier New"/>
-                <w:sz w:val="17"/>
+                <w:sz w:val="16"/>
               </w:rPr>
               <w:t>VLLM_API_KEY</w:t>
             </w:r>
@@ -1460,7 +1548,7 @@
             <w:r>
               <w:rPr>
                 <w:rFonts w:ascii="Courier New" w:hAnsi="Courier New"/>
-                <w:sz w:val="17"/>
+                <w:sz w:val="16"/>
               </w:rPr>
               <w:t>vllm-local</w:t>
             </w:r>
@@ -1479,10 +1567,12 @@
     <w:p>
       <w:pPr>
         <w:pStyle w:val="Endure-ChapterBodyText"/>
+        <w:spacing w:before="100" w:after="100"/>
       </w:pPr>
       <w:r>
         <w:rPr>
           <w:b/>
+          <w:sz w:val="20"/>
         </w:rPr>
         <w:t>Alternativa — configurar desde la interfaz gráfica:</w:t>
       </w:r>
@@ -1490,48 +1580,57 @@
     <w:p>
       <w:pPr>
         <w:pStyle w:val="Endure-ChapterBodyText"/>
-        <w:spacing w:before="20" w:after="20"/>
+        <w:spacing w:before="40" w:after="40"/>
         <w:ind w:left="360" w:hanging="216"/>
       </w:pPr>
       <w:r>
         <w:rPr>
-          <w:sz w:val="18"/>
+          <w:sz w:val="20"/>
         </w:rPr>
         <w:t xml:space="preserve">• </w:t>
       </w:r>
       <w:r>
+        <w:rPr>
+          <w:sz w:val="20"/>
+        </w:rPr>
         <w:t>Configuración (icono engranaje) → Connections → OpenAI API</w:t>
       </w:r>
     </w:p>
     <w:p>
       <w:pPr>
         <w:pStyle w:val="Endure-ChapterBodyText"/>
-        <w:spacing w:before="20" w:after="20"/>
+        <w:spacing w:before="40" w:after="40"/>
         <w:ind w:left="360" w:hanging="216"/>
       </w:pPr>
       <w:r>
         <w:rPr>
-          <w:sz w:val="18"/>
+          <w:sz w:val="20"/>
         </w:rPr>
         <w:t xml:space="preserve">• </w:t>
       </w:r>
       <w:r>
+        <w:rPr>
+          <w:sz w:val="20"/>
+        </w:rPr>
         <w:t xml:space="preserve">Agregar URL: </w:t>
       </w:r>
       <w:r>
         <w:rPr>
           <w:rFonts w:ascii="Courier New" w:hAnsi="Courier New"/>
-          <w:sz w:val="17"/>
+          <w:sz w:val="16"/>
         </w:rPr>
         <w:t>http://localhost:8000/v1</w:t>
       </w:r>
       <w:r>
+        <w:rPr>
+          <w:sz w:val="20"/>
+        </w:rPr>
         <w:t xml:space="preserve"> con API Key: </w:t>
       </w:r>
       <w:r>
         <w:rPr>
           <w:rFonts w:ascii="Courier New" w:hAnsi="Courier New"/>
-          <w:sz w:val="17"/>
+          <w:sz w:val="16"/>
         </w:rPr>
         <w:t>vllm-local</w:t>
       </w:r>
@@ -1539,32 +1638,38 @@
     <w:p>
       <w:pPr>
         <w:pStyle w:val="Endure-ChapterBodyText"/>
-        <w:spacing w:before="20" w:after="20"/>
+        <w:spacing w:before="40" w:after="40"/>
         <w:ind w:left="360" w:hanging="216"/>
       </w:pPr>
       <w:r>
         <w:rPr>
-          <w:sz w:val="18"/>
+          <w:sz w:val="20"/>
         </w:rPr>
         <w:t xml:space="preserve">• </w:t>
       </w:r>
       <w:r>
+        <w:rPr>
+          <w:sz w:val="20"/>
+        </w:rPr>
         <w:t xml:space="preserve">Agregar URL: </w:t>
       </w:r>
       <w:r>
         <w:rPr>
           <w:rFonts w:ascii="Courier New" w:hAnsi="Courier New"/>
-          <w:sz w:val="17"/>
+          <w:sz w:val="16"/>
         </w:rPr>
         <w:t>http://localhost:8080/v1</w:t>
       </w:r>
       <w:r>
+        <w:rPr>
+          <w:sz w:val="20"/>
+        </w:rPr>
         <w:t xml:space="preserve"> con API Key: </w:t>
       </w:r>
       <w:r>
         <w:rPr>
           <w:rFonts w:ascii="Courier New" w:hAnsi="Courier New"/>
-          <w:sz w:val="17"/>
+          <w:sz w:val="16"/>
         </w:rPr>
         <w:t>llama-local</w:t>
       </w:r>
@@ -1579,16 +1684,24 @@
         <w:pStyle w:val="Endure-Subhead"/>
         <w:keepNext/>
         <w:spacing w:before="240" w:after="60"/>
-      </w:pPr>
-      <w:r>
+        <w:outlineLvl w:val="1"/>
+      </w:pPr>
+      <w:r>
+        <w:rPr>
+          <w:sz w:val="24"/>
+        </w:rPr>
         <w:t>13C.3 Upload de Documentos y RAG</w:t>
       </w:r>
     </w:p>
     <w:p>
       <w:pPr>
         <w:pStyle w:val="Endure-FirstParagraphBodyText"/>
-      </w:pPr>
-      <w:r>
+        <w:spacing w:before="100" w:after="100"/>
+      </w:pPr>
+      <w:r>
+        <w:rPr>
+          <w:sz w:val="20"/>
+        </w:rPr>
         <w:t>Open WebUI incluye soporte nativo para RAG (Retrieval-Augmented Generation): sube documentos PDF, DOCX o TXT y el agente los usa como contexto.</w:t>
       </w:r>
     </w:p>
@@ -1605,7 +1718,7 @@
         <w:tc>
           <w:tcPr>
             <w:tcW w:type="dxa" w:w="8152"/>
-            <w:shd w:val="clear" w:color="auto" w:fill="F2F2F2"/>
+            <w:shd w:val="clear" w:color="auto" w:fill="EAEAEA"/>
             <w:tcBorders>
               <w:left w:val="thick" w:sz="24" w:color="1A5A6A"/>
             </w:tcBorders>
@@ -1659,6 +1772,7 @@
             <w:r>
               <w:rPr>
                 <w:rFonts w:ascii="Courier New" w:hAnsi="Courier New"/>
+                <w:i/>
                 <w:color w:val="555555"/>
                 <w:sz w:val="16"/>
               </w:rPr>
@@ -1675,6 +1789,7 @@
             <w:r>
               <w:rPr>
                 <w:rFonts w:ascii="Courier New" w:hAnsi="Courier New"/>
+                <w:i/>
                 <w:color w:val="555555"/>
                 <w:sz w:val="16"/>
               </w:rPr>
@@ -1692,10 +1807,12 @@
     <w:p>
       <w:pPr>
         <w:pStyle w:val="Endure-ChapterBodyText"/>
+        <w:spacing w:before="100" w:after="100"/>
       </w:pPr>
       <w:r>
         <w:rPr>
           <w:b/>
+          <w:sz w:val="20"/>
         </w:rPr>
         <w:t>Desde la interfaz web:</w:t>
       </w:r>
@@ -1703,64 +1820,76 @@
     <w:p>
       <w:pPr>
         <w:pStyle w:val="Endure-ChapterBodyText"/>
-        <w:spacing w:before="20" w:after="20"/>
+        <w:spacing w:before="40" w:after="40"/>
         <w:ind w:left="360" w:hanging="216"/>
       </w:pPr>
       <w:r>
         <w:rPr>
-          <w:sz w:val="18"/>
+          <w:sz w:val="20"/>
         </w:rPr>
         <w:t xml:space="preserve">1. </w:t>
       </w:r>
       <w:r>
+        <w:rPr>
+          <w:sz w:val="20"/>
+        </w:rPr>
         <w:t>Abrir una conversación nueva</w:t>
       </w:r>
     </w:p>
     <w:p>
       <w:pPr>
         <w:pStyle w:val="Endure-ChapterBodyText"/>
-        <w:spacing w:before="20" w:after="20"/>
+        <w:spacing w:before="40" w:after="40"/>
         <w:ind w:left="360" w:hanging="216"/>
       </w:pPr>
       <w:r>
         <w:rPr>
-          <w:sz w:val="18"/>
+          <w:sz w:val="20"/>
         </w:rPr>
         <w:t xml:space="preserve">2. </w:t>
       </w:r>
       <w:r>
+        <w:rPr>
+          <w:sz w:val="20"/>
+        </w:rPr>
         <w:t>Icono de clip (adjuntar) → seleccionar PDF o DOCX</w:t>
       </w:r>
     </w:p>
     <w:p>
       <w:pPr>
         <w:pStyle w:val="Endure-ChapterBodyText"/>
-        <w:spacing w:before="20" w:after="20"/>
+        <w:spacing w:before="40" w:after="40"/>
         <w:ind w:left="360" w:hanging="216"/>
       </w:pPr>
       <w:r>
         <w:rPr>
-          <w:sz w:val="18"/>
+          <w:sz w:val="20"/>
         </w:rPr>
         <w:t xml:space="preserve">3. </w:t>
       </w:r>
       <w:r>
+        <w:rPr>
+          <w:sz w:val="20"/>
+        </w:rPr>
         <w:t>El documento se indexa automáticamente (~30 segundos por 100 páginas)</w:t>
       </w:r>
     </w:p>
     <w:p>
       <w:pPr>
         <w:pStyle w:val="Endure-ChapterBodyText"/>
-        <w:spacing w:before="20" w:after="20"/>
+        <w:spacing w:before="40" w:after="40"/>
         <w:ind w:left="360" w:hanging="216"/>
       </w:pPr>
       <w:r>
         <w:rPr>
-          <w:sz w:val="18"/>
+          <w:sz w:val="20"/>
         </w:rPr>
         <w:t xml:space="preserve">4. </w:t>
       </w:r>
       <w:r>
+        <w:rPr>
+          <w:sz w:val="20"/>
+        </w:rPr>
         <w:t>Hacer preguntas sobre el documento en la misma conversación</w:t>
       </w:r>
     </w:p>
@@ -1772,10 +1901,12 @@
     <w:p>
       <w:pPr>
         <w:pStyle w:val="Endure-ChapterBodyText"/>
+        <w:spacing w:before="100" w:after="100"/>
       </w:pPr>
       <w:r>
         <w:rPr>
           <w:b/>
+          <w:sz w:val="20"/>
         </w:rPr>
         <w:t>Configurar el motor de embeddings:</w:t>
       </w:r>
@@ -1826,7 +1957,7 @@
             <w:r>
               <w:rPr>
                 <w:rFonts w:ascii="Courier New" w:hAnsi="Courier New"/>
-                <w:sz w:val="17"/>
+                <w:sz w:val="16"/>
               </w:rPr>
               <w:t>nomic-embed-text</w:t>
             </w:r>
@@ -1845,42 +1976,51 @@
     <w:p>
       <w:pPr>
         <w:pStyle w:val="Endure-ChapterBodyText"/>
-        <w:spacing w:before="20" w:after="20"/>
+        <w:spacing w:before="40" w:after="40"/>
         <w:ind w:left="360" w:hanging="216"/>
       </w:pPr>
       <w:r>
         <w:rPr>
-          <w:sz w:val="18"/>
+          <w:sz w:val="20"/>
         </w:rPr>
         <w:t xml:space="preserve">• </w:t>
       </w:r>
       <w:r>
+        <w:rPr>
+          <w:sz w:val="20"/>
+        </w:rPr>
         <w:t>Configuración → Documents → Embedding Model</w:t>
       </w:r>
     </w:p>
     <w:p>
       <w:pPr>
         <w:pStyle w:val="Endure-ChapterBodyText"/>
-        <w:spacing w:before="20" w:after="20"/>
+        <w:spacing w:before="40" w:after="40"/>
         <w:ind w:left="360" w:hanging="216"/>
       </w:pPr>
       <w:r>
         <w:rPr>
-          <w:sz w:val="18"/>
+          <w:sz w:val="20"/>
         </w:rPr>
         <w:t xml:space="preserve">• </w:t>
       </w:r>
       <w:r>
+        <w:rPr>
+          <w:sz w:val="20"/>
+        </w:rPr>
         <w:t xml:space="preserve">Para Jetson: seleccionar </w:t>
       </w:r>
       <w:r>
         <w:rPr>
           <w:rFonts w:ascii="Courier New" w:hAnsi="Courier New"/>
-          <w:sz w:val="17"/>
+          <w:sz w:val="16"/>
         </w:rPr>
         <w:t>nomic-embed-text</w:t>
       </w:r>
       <w:r>
+        <w:rPr>
+          <w:sz w:val="20"/>
+        </w:rPr>
         <w:t xml:space="preserve"> (disponible via Ollama) — consume ~1 GB de RAM</w:t>
       </w:r>
     </w:p>
@@ -1902,7 +2042,7 @@
         <w:tc>
           <w:tcPr>
             <w:tcW w:type="dxa" w:w="8152"/>
-            <w:shd w:val="clear" w:color="auto" w:fill="F2F2F2"/>
+            <w:shd w:val="clear" w:color="auto" w:fill="EAEAEA"/>
             <w:tcBorders>
               <w:left w:val="thick" w:sz="24" w:color="1A5A6A"/>
             </w:tcBorders>
@@ -2130,7 +2270,7 @@
             <w:r>
               <w:rPr>
                 <w:rFonts w:ascii="Courier New" w:hAnsi="Courier New"/>
-                <w:sz w:val="17"/>
+                <w:sz w:val="16"/>
               </w:rPr>
               <w:t>nomic-embed-text</w:t>
             </w:r>
@@ -2151,16 +2291,24 @@
         <w:pStyle w:val="Endure-Subhead"/>
         <w:keepNext/>
         <w:spacing w:before="240" w:after="60"/>
-      </w:pPr>
-      <w:r>
+        <w:outlineLvl w:val="1"/>
+      </w:pPr>
+      <w:r>
+        <w:rPr>
+          <w:sz w:val="24"/>
+        </w:rPr>
         <w:t>13C.4 Pipelines — Procesamiento Personalizado</w:t>
       </w:r>
     </w:p>
     <w:p>
       <w:pPr>
         <w:pStyle w:val="Endure-FirstParagraphBodyText"/>
-      </w:pPr>
-      <w:r>
+        <w:spacing w:before="100" w:after="100"/>
+      </w:pPr>
+      <w:r>
+        <w:rPr>
+          <w:sz w:val="20"/>
+        </w:rPr>
         <w:t>Open WebUI soporta pipelines: interceptores Python que procesan la solicitud antes de enviarla al modelo. Útiles para: traducción automática, preprocesamiento de imágenes, filtrado de contenido, enrutamiento entre modelos.</w:t>
       </w:r>
     </w:p>
@@ -2177,7 +2325,7 @@
         <w:tc>
           <w:tcPr>
             <w:tcW w:type="dxa" w:w="8152"/>
-            <w:shd w:val="clear" w:color="auto" w:fill="F2F2F2"/>
+            <w:shd w:val="clear" w:color="auto" w:fill="EAEAEA"/>
             <w:tcBorders>
               <w:left w:val="thick" w:sz="24" w:color="1A5A6A"/>
             </w:tcBorders>
@@ -2262,6 +2410,7 @@
             <w:r>
               <w:rPr>
                 <w:rFonts w:ascii="Courier New" w:hAnsi="Courier New"/>
+                <w:i/>
                 <w:color w:val="555555"/>
                 <w:sz w:val="16"/>
               </w:rPr>
@@ -2278,6 +2427,7 @@
             <w:r>
               <w:rPr>
                 <w:rFonts w:ascii="Courier New" w:hAnsi="Courier New"/>
+                <w:i/>
                 <w:color w:val="555555"/>
                 <w:sz w:val="16"/>
               </w:rPr>
@@ -2294,6 +2444,7 @@
             <w:r>
               <w:rPr>
                 <w:rFonts w:ascii="Courier New" w:hAnsi="Courier New"/>
+                <w:i/>
                 <w:color w:val="555555"/>
                 <w:sz w:val="16"/>
               </w:rPr>
@@ -2310,6 +2461,7 @@
             <w:r>
               <w:rPr>
                 <w:rFonts w:ascii="Courier New" w:hAnsi="Courier New"/>
+                <w:i/>
                 <w:color w:val="555555"/>
                 <w:sz w:val="16"/>
               </w:rPr>
@@ -2326,6 +2478,7 @@
             <w:r>
               <w:rPr>
                 <w:rFonts w:ascii="Courier New" w:hAnsi="Courier New"/>
+                <w:i/>
                 <w:color w:val="555555"/>
                 <w:sz w:val="16"/>
               </w:rPr>
@@ -2357,6 +2510,7 @@
             <w:r>
               <w:rPr>
                 <w:rFonts w:ascii="Courier New" w:hAnsi="Courier New"/>
+                <w:i/>
                 <w:color w:val="555555"/>
                 <w:sz w:val="16"/>
               </w:rPr>
@@ -2373,6 +2527,7 @@
             <w:r>
               <w:rPr>
                 <w:rFonts w:ascii="Courier New" w:hAnsi="Courier New"/>
+                <w:i/>
                 <w:color w:val="555555"/>
                 <w:sz w:val="16"/>
               </w:rPr>
@@ -2389,6 +2544,7 @@
             <w:r>
               <w:rPr>
                 <w:rFonts w:ascii="Courier New" w:hAnsi="Courier New"/>
+                <w:i/>
                 <w:color w:val="555555"/>
                 <w:sz w:val="16"/>
               </w:rPr>
@@ -2405,6 +2561,7 @@
             <w:r>
               <w:rPr>
                 <w:rFonts w:ascii="Courier New" w:hAnsi="Courier New"/>
+                <w:i/>
                 <w:color w:val="555555"/>
                 <w:sz w:val="16"/>
               </w:rPr>
@@ -2436,6 +2593,7 @@
             <w:r>
               <w:rPr>
                 <w:rFonts w:ascii="Courier New" w:hAnsi="Courier New"/>
+                <w:i/>
                 <w:color w:val="555555"/>
                 <w:sz w:val="16"/>
               </w:rPr>
@@ -2452,6 +2610,7 @@
             <w:r>
               <w:rPr>
                 <w:rFonts w:ascii="Courier New" w:hAnsi="Courier New"/>
+                <w:i/>
                 <w:color w:val="555555"/>
                 <w:sz w:val="16"/>
               </w:rPr>
@@ -2483,6 +2642,7 @@
             <w:r>
               <w:rPr>
                 <w:rFonts w:ascii="Courier New" w:hAnsi="Courier New"/>
+                <w:i/>
                 <w:color w:val="555555"/>
                 <w:sz w:val="16"/>
               </w:rPr>
@@ -2499,6 +2659,7 @@
             <w:r>
               <w:rPr>
                 <w:rFonts w:ascii="Courier New" w:hAnsi="Courier New"/>
+                <w:i/>
                 <w:color w:val="555555"/>
                 <w:sz w:val="16"/>
               </w:rPr>
@@ -2515,6 +2676,7 @@
             <w:r>
               <w:rPr>
                 <w:rFonts w:ascii="Courier New" w:hAnsi="Courier New"/>
+                <w:i/>
                 <w:color w:val="555555"/>
                 <w:sz w:val="16"/>
               </w:rPr>
@@ -2548,6 +2710,7 @@
             <w:r>
               <w:rPr>
                 <w:rFonts w:ascii="Courier New" w:hAnsi="Courier New"/>
+                <w:i/>
                 <w:color w:val="555555"/>
                 <w:sz w:val="16"/>
               </w:rPr>
@@ -2564,6 +2727,7 @@
             <w:r>
               <w:rPr>
                 <w:rFonts w:ascii="Courier New" w:hAnsi="Courier New"/>
+                <w:i/>
                 <w:color w:val="555555"/>
                 <w:sz w:val="16"/>
               </w:rPr>
@@ -2580,6 +2744,7 @@
             <w:r>
               <w:rPr>
                 <w:rFonts w:ascii="Courier New" w:hAnsi="Courier New"/>
+                <w:i/>
                 <w:color w:val="555555"/>
                 <w:sz w:val="16"/>
               </w:rPr>
@@ -2596,6 +2761,7 @@
             <w:r>
               <w:rPr>
                 <w:rFonts w:ascii="Courier New" w:hAnsi="Courier New"/>
+                <w:i/>
                 <w:color w:val="555555"/>
                 <w:sz w:val="16"/>
               </w:rPr>
@@ -2612,6 +2778,7 @@
             <w:r>
               <w:rPr>
                 <w:rFonts w:ascii="Courier New" w:hAnsi="Courier New"/>
+                <w:i/>
                 <w:color w:val="555555"/>
                 <w:sz w:val="16"/>
               </w:rPr>
@@ -2628,6 +2795,7 @@
             <w:r>
               <w:rPr>
                 <w:rFonts w:ascii="Courier New" w:hAnsi="Courier New"/>
+                <w:i/>
                 <w:color w:val="555555"/>
                 <w:sz w:val="16"/>
               </w:rPr>
@@ -2644,6 +2812,7 @@
             <w:r>
               <w:rPr>
                 <w:rFonts w:ascii="Courier New" w:hAnsi="Courier New"/>
+                <w:i/>
                 <w:color w:val="555555"/>
                 <w:sz w:val="16"/>
               </w:rPr>
@@ -2710,16 +2879,24 @@
         <w:pStyle w:val="Endure-Subhead"/>
         <w:keepNext/>
         <w:spacing w:before="240" w:after="60"/>
-      </w:pPr>
-      <w:r>
+        <w:outlineLvl w:val="1"/>
+      </w:pPr>
+      <w:r>
+        <w:rPr>
+          <w:sz w:val="24"/>
+        </w:rPr>
         <w:t>13C.5 Uso como PWA en Dispositivos Móviles</w:t>
       </w:r>
     </w:p>
     <w:p>
       <w:pPr>
         <w:pStyle w:val="Endure-FirstParagraphBodyText"/>
-      </w:pPr>
-      <w:r>
+        <w:spacing w:before="100" w:after="100"/>
+      </w:pPr>
+      <w:r>
+        <w:rPr>
+          <w:sz w:val="20"/>
+        </w:rPr>
         <w:t>Open WebUI funciona como Progressive Web App — puede instalarse en el teléfono como una app nativa:</w:t>
       </w:r>
     </w:p>
@@ -2769,7 +2946,7 @@
             <w:r>
               <w:rPr>
                 <w:rFonts w:ascii="Courier New" w:hAnsi="Courier New"/>
-                <w:sz w:val="17"/>
+                <w:sz w:val="16"/>
               </w:rPr>
               <w:t>http://...</w:t>
             </w:r>
@@ -2779,7 +2956,7 @@
             <w:r>
               <w:rPr>
                 <w:rFonts w:ascii="Courier New" w:hAnsi="Courier New"/>
-                <w:sz w:val="17"/>
+                <w:sz w:val="16"/>
               </w:rPr>
               <w:t>mkcert</w:t>
             </w:r>
@@ -2789,7 +2966,7 @@
             <w:r>
               <w:rPr>
                 <w:rFonts w:ascii="Courier New" w:hAnsi="Courier New"/>
-                <w:sz w:val="17"/>
+                <w:sz w:val="16"/>
               </w:rPr>
               <w:t>https://192.168.1.100:3000</w:t>
             </w:r>
@@ -2808,10 +2985,12 @@
     <w:p>
       <w:pPr>
         <w:pStyle w:val="Endure-ChapterBodyText"/>
+        <w:spacing w:before="100" w:after="100"/>
       </w:pPr>
       <w:r>
         <w:rPr>
           <w:b/>
+          <w:sz w:val="20"/>
         </w:rPr>
         <w:t>Android (Chrome):</w:t>
       </w:r>
@@ -2819,68 +2998,83 @@
     <w:p>
       <w:pPr>
         <w:pStyle w:val="Endure-ChapterBodyText"/>
-        <w:spacing w:before="20" w:after="20"/>
+        <w:spacing w:before="40" w:after="40"/>
         <w:ind w:left="360" w:hanging="216"/>
       </w:pPr>
       <w:r>
         <w:rPr>
-          <w:sz w:val="18"/>
+          <w:sz w:val="20"/>
         </w:rPr>
         <w:t xml:space="preserve">1. </w:t>
       </w:r>
       <w:r>
+        <w:rPr>
+          <w:sz w:val="20"/>
+        </w:rPr>
         <w:t xml:space="preserve">Abrir </w:t>
       </w:r>
       <w:r>
         <w:rPr>
           <w:rFonts w:ascii="Courier New" w:hAnsi="Courier New"/>
-          <w:sz w:val="17"/>
+          <w:sz w:val="16"/>
         </w:rPr>
         <w:t>http://192.168.1.100:3000</w:t>
       </w:r>
       <w:r>
+        <w:rPr>
+          <w:sz w:val="20"/>
+        </w:rPr>
         <w:t xml:space="preserve"> en Chrome del teléfono (o </w:t>
       </w:r>
       <w:r>
         <w:rPr>
           <w:rFonts w:ascii="Courier New" w:hAnsi="Courier New"/>
-          <w:sz w:val="17"/>
+          <w:sz w:val="16"/>
         </w:rPr>
         <w:t>https://</w:t>
       </w:r>
       <w:r>
+        <w:rPr>
+          <w:sz w:val="20"/>
+        </w:rPr>
         <w:t xml:space="preserve"> si ya configuró SSL)</w:t>
       </w:r>
     </w:p>
     <w:p>
       <w:pPr>
         <w:pStyle w:val="Endure-ChapterBodyText"/>
-        <w:spacing w:before="20" w:after="20"/>
+        <w:spacing w:before="40" w:after="40"/>
         <w:ind w:left="360" w:hanging="216"/>
       </w:pPr>
       <w:r>
         <w:rPr>
-          <w:sz w:val="18"/>
+          <w:sz w:val="20"/>
         </w:rPr>
         <w:t xml:space="preserve">2. </w:t>
       </w:r>
       <w:r>
+        <w:rPr>
+          <w:sz w:val="20"/>
+        </w:rPr>
         <w:t>Menú (3 puntos) → "Añadir a pantalla de inicio"</w:t>
       </w:r>
     </w:p>
     <w:p>
       <w:pPr>
         <w:pStyle w:val="Endure-ChapterBodyText"/>
-        <w:spacing w:before="20" w:after="20"/>
+        <w:spacing w:before="40" w:after="40"/>
         <w:ind w:left="360" w:hanging="216"/>
       </w:pPr>
       <w:r>
         <w:rPr>
-          <w:sz w:val="18"/>
+          <w:sz w:val="20"/>
         </w:rPr>
         <w:t xml:space="preserve">3. </w:t>
       </w:r>
       <w:r>
+        <w:rPr>
+          <w:sz w:val="20"/>
+        </w:rPr>
         <w:t>Confirmar → La app aparece en el home del teléfono</w:t>
       </w:r>
     </w:p>
@@ -2892,10 +3086,12 @@
     <w:p>
       <w:pPr>
         <w:pStyle w:val="Endure-ChapterBodyText"/>
+        <w:spacing w:before="100" w:after="100"/>
       </w:pPr>
       <w:r>
         <w:rPr>
           <w:b/>
+          <w:sz w:val="20"/>
         </w:rPr>
         <w:t>iOS (Safari):</w:t>
       </w:r>
@@ -2903,68 +3099,83 @@
     <w:p>
       <w:pPr>
         <w:pStyle w:val="Endure-ChapterBodyText"/>
-        <w:spacing w:before="20" w:after="20"/>
+        <w:spacing w:before="40" w:after="40"/>
         <w:ind w:left="360" w:hanging="216"/>
       </w:pPr>
       <w:r>
         <w:rPr>
-          <w:sz w:val="18"/>
+          <w:sz w:val="20"/>
         </w:rPr>
         <w:t xml:space="preserve">1. </w:t>
       </w:r>
       <w:r>
+        <w:rPr>
+          <w:sz w:val="20"/>
+        </w:rPr>
         <w:t xml:space="preserve">Abrir </w:t>
       </w:r>
       <w:r>
         <w:rPr>
           <w:rFonts w:ascii="Courier New" w:hAnsi="Courier New"/>
-          <w:sz w:val="17"/>
+          <w:sz w:val="16"/>
         </w:rPr>
         <w:t>http://192.168.1.100:3000</w:t>
       </w:r>
       <w:r>
+        <w:rPr>
+          <w:sz w:val="20"/>
+        </w:rPr>
         <w:t xml:space="preserve"> en Safari del iPhone (o </w:t>
       </w:r>
       <w:r>
         <w:rPr>
           <w:rFonts w:ascii="Courier New" w:hAnsi="Courier New"/>
-          <w:sz w:val="17"/>
+          <w:sz w:val="16"/>
         </w:rPr>
         <w:t>https://</w:t>
       </w:r>
       <w:r>
+        <w:rPr>
+          <w:sz w:val="20"/>
+        </w:rPr>
         <w:t xml:space="preserve"> si ya configuró SSL)</w:t>
       </w:r>
     </w:p>
     <w:p>
       <w:pPr>
         <w:pStyle w:val="Endure-ChapterBodyText"/>
-        <w:spacing w:before="20" w:after="20"/>
+        <w:spacing w:before="40" w:after="40"/>
         <w:ind w:left="360" w:hanging="216"/>
       </w:pPr>
       <w:r>
         <w:rPr>
-          <w:sz w:val="18"/>
+          <w:sz w:val="20"/>
         </w:rPr>
         <w:t xml:space="preserve">2. </w:t>
       </w:r>
       <w:r>
+        <w:rPr>
+          <w:sz w:val="20"/>
+        </w:rPr>
         <w:t>Botón compartir → "Añadir a inicio"</w:t>
       </w:r>
     </w:p>
     <w:p>
       <w:pPr>
         <w:pStyle w:val="Endure-ChapterBodyText"/>
-        <w:spacing w:before="20" w:after="20"/>
+        <w:spacing w:before="40" w:after="40"/>
         <w:ind w:left="360" w:hanging="216"/>
       </w:pPr>
       <w:r>
         <w:rPr>
-          <w:sz w:val="18"/>
+          <w:sz w:val="20"/>
         </w:rPr>
         <w:t xml:space="preserve">3. </w:t>
       </w:r>
       <w:r>
+        <w:rPr>
+          <w:sz w:val="20"/>
+        </w:rPr>
         <w:t>Confirmar → La app aparece en el home del iPhone</w:t>
       </w:r>
     </w:p>
@@ -2976,8 +3187,12 @@
     <w:p>
       <w:pPr>
         <w:pStyle w:val="Endure-ChapterBodyText"/>
-      </w:pPr>
-      <w:r>
+        <w:spacing w:before="100" w:after="100"/>
+      </w:pPr>
+      <w:r>
+        <w:rPr>
+          <w:sz w:val="20"/>
+        </w:rPr>
         <w:t>La app PWA funciona sin internet — usa el Jetson de la red local como backend.</w:t>
       </w:r>
     </w:p>
@@ -2986,16 +3201,24 @@
         <w:pStyle w:val="Endure-Subhead"/>
         <w:keepNext/>
         <w:spacing w:before="240" w:after="60"/>
-      </w:pPr>
-      <w:r>
+        <w:outlineLvl w:val="1"/>
+      </w:pPr>
+      <w:r>
+        <w:rPr>
+          <w:sz w:val="24"/>
+        </w:rPr>
         <w:t>13C.6 Uso de la API de Open WebUI</w:t>
       </w:r>
     </w:p>
     <w:p>
       <w:pPr>
         <w:pStyle w:val="Endure-FirstParagraphBodyText"/>
-      </w:pPr>
-      <w:r>
+        <w:spacing w:before="100" w:after="100"/>
+      </w:pPr>
+      <w:r>
+        <w:rPr>
+          <w:sz w:val="20"/>
+        </w:rPr>
         <w:t>Open WebUI expone una API compatible con OpenAI que permite automatizar conversaciones:</w:t>
       </w:r>
     </w:p>
@@ -3012,7 +3235,7 @@
         <w:tc>
           <w:tcPr>
             <w:tcW w:type="dxa" w:w="8152"/>
-            <w:shd w:val="clear" w:color="auto" w:fill="F2F2F2"/>
+            <w:shd w:val="clear" w:color="auto" w:fill="EAEAEA"/>
             <w:tcBorders>
               <w:left w:val="thick" w:sz="24" w:color="1A5A6A"/>
             </w:tcBorders>
@@ -3099,7 +3322,7 @@
             <w:r>
               <w:rPr>
                 <w:rFonts w:ascii="Courier New" w:hAnsi="Courier New"/>
-                <w:color w:val="555555"/>
+                <w:color w:val="1A1A1A"/>
                 <w:sz w:val="16"/>
               </w:rPr>
               <w:t>OWUI_API_KEY="sk-xxxxxxxxxxxxxxxxxxxx"</w:t>
@@ -3163,6 +3386,7 @@
             <w:r>
               <w:rPr>
                 <w:rFonts w:ascii="Courier New" w:hAnsi="Courier New"/>
+                <w:i/>
                 <w:color w:val="555555"/>
                 <w:sz w:val="16"/>
               </w:rPr>
@@ -3179,6 +3403,7 @@
             <w:r>
               <w:rPr>
                 <w:rFonts w:ascii="Courier New" w:hAnsi="Courier New"/>
+                <w:i/>
                 <w:color w:val="555555"/>
                 <w:sz w:val="16"/>
               </w:rPr>
@@ -3206,7 +3431,7 @@
         <w:tc>
           <w:tcPr>
             <w:tcW w:type="dxa" w:w="8152"/>
-            <w:shd w:val="clear" w:color="auto" w:fill="F2F2F2"/>
+            <w:shd w:val="clear" w:color="auto" w:fill="EAEAEA"/>
             <w:tcBorders>
               <w:left w:val="thick" w:sz="24" w:color="1A5A6A"/>
             </w:tcBorders>
@@ -3227,7 +3452,8 @@
             <w:r>
               <w:rPr>
                 <w:rFonts w:ascii="Courier New" w:hAnsi="Courier New"/>
-                <w:color w:val="1A1A1A"/>
+                <w:i/>
+                <w:color w:val="888888"/>
                 <w:sz w:val="16"/>
               </w:rPr>
               <w:t># Cliente Python — compatible con SDK de OpenAI</w:t>
@@ -3243,7 +3469,8 @@
             <w:r>
               <w:rPr>
                 <w:rFonts w:ascii="Courier New" w:hAnsi="Courier New"/>
-                <w:color w:val="1A1A1A"/>
+                <w:i/>
+                <w:color w:val="888888"/>
                 <w:sz w:val="16"/>
               </w:rPr>
               <w:t># source ~/venvs/llm/bin/activate &amp;&amp; python3 este_script.py</w:t>
@@ -3530,53 +3757,76 @@
         <w:pStyle w:val="Endure-Subhead"/>
         <w:keepNext/>
         <w:spacing w:before="240" w:after="60"/>
-      </w:pPr>
-      <w:r>
+        <w:outlineLvl w:val="1"/>
+      </w:pPr>
+      <w:r>
+        <w:rPr>
+          <w:sz w:val="24"/>
+        </w:rPr>
         <w:t>13C.7 Scripts de Gestión (sin borrar el contenedor)</w:t>
       </w:r>
     </w:p>
     <w:p>
       <w:pPr>
         <w:pStyle w:val="Endure-FirstParagraphBodyText"/>
-      </w:pPr>
-      <w:r>
+        <w:spacing w:before="100" w:after="100"/>
+      </w:pPr>
+      <w:r>
+        <w:rPr>
+          <w:sz w:val="20"/>
+        </w:rPr>
         <w:t xml:space="preserve">Un error común es usar </w:t>
       </w:r>
       <w:r>
         <w:rPr>
           <w:rFonts w:ascii="Courier New" w:hAnsi="Courier New"/>
-          <w:sz w:val="17"/>
+          <w:sz w:val="16"/>
         </w:rPr>
         <w:t>docker stop &amp;&amp; docker rm</w:t>
       </w:r>
       <w:r>
+        <w:rPr>
+          <w:sz w:val="20"/>
+        </w:rPr>
         <w:t xml:space="preserve"> para "reiniciar" Open WebUI, lo que borra los usuarios y conversaciones guardados en el volumen Docker. Los scripts correctos distinguen entre </w:t>
       </w:r>
       <w:r>
         <w:rPr>
           <w:b/>
+          <w:sz w:val="20"/>
         </w:rPr>
         <w:t>parar</w:t>
       </w:r>
       <w:r>
+        <w:rPr>
+          <w:sz w:val="20"/>
+        </w:rPr>
         <w:t xml:space="preserve"> (preserva datos), </w:t>
       </w:r>
       <w:r>
         <w:rPr>
           <w:b/>
+          <w:sz w:val="20"/>
         </w:rPr>
         <w:t>eliminar</w:t>
       </w:r>
       <w:r>
+        <w:rPr>
+          <w:sz w:val="20"/>
+        </w:rPr>
         <w:t xml:space="preserve"> (borra todo) y </w:t>
       </w:r>
       <w:r>
         <w:rPr>
           <w:b/>
+          <w:sz w:val="20"/>
         </w:rPr>
         <w:t>actualizar</w:t>
       </w:r>
       <w:r>
+        <w:rPr>
+          <w:sz w:val="20"/>
+        </w:rPr>
         <w:t xml:space="preserve"> (nueva imagen, preserva datos):</w:t>
       </w:r>
     </w:p>
@@ -3593,7 +3843,7 @@
         <w:tc>
           <w:tcPr>
             <w:tcW w:type="dxa" w:w="8152"/>
-            <w:shd w:val="clear" w:color="auto" w:fill="F2F2F2"/>
+            <w:shd w:val="clear" w:color="auto" w:fill="EAEAEA"/>
             <w:tcBorders>
               <w:left w:val="thick" w:sz="24" w:color="1A5A6A"/>
             </w:tcBorders>
@@ -3696,6 +3946,7 @@
             <w:r>
               <w:rPr>
                 <w:rFonts w:ascii="Courier New" w:hAnsi="Courier New"/>
+                <w:i/>
                 <w:color w:val="555555"/>
                 <w:sz w:val="16"/>
               </w:rPr>
@@ -3712,6 +3963,7 @@
             <w:r>
               <w:rPr>
                 <w:rFonts w:ascii="Courier New" w:hAnsi="Courier New"/>
+                <w:i/>
                 <w:color w:val="555555"/>
                 <w:sz w:val="16"/>
               </w:rPr>
@@ -3744,6 +3996,7 @@
             <w:r>
               <w:rPr>
                 <w:rFonts w:ascii="Courier New" w:hAnsi="Courier New"/>
+                <w:i/>
                 <w:color w:val="555555"/>
                 <w:sz w:val="16"/>
               </w:rPr>
@@ -3776,6 +4029,7 @@
             <w:r>
               <w:rPr>
                 <w:rFonts w:ascii="Courier New" w:hAnsi="Courier New"/>
+                <w:i/>
                 <w:color w:val="555555"/>
                 <w:sz w:val="16"/>
               </w:rPr>
@@ -3792,6 +4046,7 @@
             <w:r>
               <w:rPr>
                 <w:rFonts w:ascii="Courier New" w:hAnsi="Courier New"/>
+                <w:i/>
                 <w:color w:val="555555"/>
                 <w:sz w:val="16"/>
               </w:rPr>
@@ -3824,6 +4079,7 @@
             <w:r>
               <w:rPr>
                 <w:rFonts w:ascii="Courier New" w:hAnsi="Courier New"/>
+                <w:i/>
                 <w:color w:val="555555"/>
                 <w:sz w:val="16"/>
               </w:rPr>
@@ -3840,6 +4096,7 @@
             <w:r>
               <w:rPr>
                 <w:rFonts w:ascii="Courier New" w:hAnsi="Courier New"/>
+                <w:i/>
                 <w:color w:val="555555"/>
                 <w:sz w:val="16"/>
               </w:rPr>
@@ -3872,6 +4129,7 @@
             <w:r>
               <w:rPr>
                 <w:rFonts w:ascii="Courier New" w:hAnsi="Courier New"/>
+                <w:i/>
                 <w:color w:val="555555"/>
                 <w:sz w:val="16"/>
               </w:rPr>
@@ -3904,6 +4162,7 @@
             <w:r>
               <w:rPr>
                 <w:rFonts w:ascii="Courier New" w:hAnsi="Courier New"/>
+                <w:i/>
                 <w:color w:val="555555"/>
                 <w:sz w:val="16"/>
               </w:rPr>
@@ -3920,6 +4179,7 @@
             <w:r>
               <w:rPr>
                 <w:rFonts w:ascii="Courier New" w:hAnsi="Courier New"/>
+                <w:i/>
                 <w:color w:val="555555"/>
                 <w:sz w:val="16"/>
               </w:rPr>
@@ -3952,6 +4212,7 @@
             <w:r>
               <w:rPr>
                 <w:rFonts w:ascii="Courier New" w:hAnsi="Courier New"/>
+                <w:i/>
                 <w:color w:val="555555"/>
                 <w:sz w:val="16"/>
               </w:rPr>
@@ -3984,6 +4245,7 @@
             <w:r>
               <w:rPr>
                 <w:rFonts w:ascii="Courier New" w:hAnsi="Courier New"/>
+                <w:i/>
                 <w:color w:val="555555"/>
                 <w:sz w:val="16"/>
               </w:rPr>
@@ -4000,6 +4262,7 @@
             <w:r>
               <w:rPr>
                 <w:rFonts w:ascii="Courier New" w:hAnsi="Courier New"/>
+                <w:i/>
                 <w:color w:val="555555"/>
                 <w:sz w:val="16"/>
               </w:rPr>
@@ -4080,6 +4343,7 @@
             <w:r>
               <w:rPr>
                 <w:rFonts w:ascii="Courier New" w:hAnsi="Courier New"/>
+                <w:i/>
                 <w:color w:val="555555"/>
                 <w:sz w:val="16"/>
               </w:rPr>
@@ -4096,6 +4360,7 @@
             <w:r>
               <w:rPr>
                 <w:rFonts w:ascii="Courier New" w:hAnsi="Courier New"/>
+                <w:i/>
                 <w:color w:val="555555"/>
                 <w:sz w:val="16"/>
               </w:rPr>
@@ -4112,6 +4377,7 @@
             <w:r>
               <w:rPr>
                 <w:rFonts w:ascii="Courier New" w:hAnsi="Courier New"/>
+                <w:i/>
                 <w:color w:val="555555"/>
                 <w:sz w:val="16"/>
               </w:rPr>
@@ -4128,6 +4394,7 @@
             <w:r>
               <w:rPr>
                 <w:rFonts w:ascii="Courier New" w:hAnsi="Courier New"/>
+                <w:i/>
                 <w:color w:val="555555"/>
                 <w:sz w:val="16"/>
               </w:rPr>
@@ -4144,6 +4411,7 @@
             <w:r>
               <w:rPr>
                 <w:rFonts w:ascii="Courier New" w:hAnsi="Courier New"/>
+                <w:i/>
                 <w:color w:val="555555"/>
                 <w:sz w:val="16"/>
               </w:rPr>
@@ -4160,6 +4428,7 @@
             <w:r>
               <w:rPr>
                 <w:rFonts w:ascii="Courier New" w:hAnsi="Courier New"/>
+                <w:i/>
                 <w:color w:val="555555"/>
                 <w:sz w:val="16"/>
               </w:rPr>
@@ -4176,6 +4445,7 @@
             <w:r>
               <w:rPr>
                 <w:rFonts w:ascii="Courier New" w:hAnsi="Courier New"/>
+                <w:i/>
                 <w:color w:val="555555"/>
                 <w:sz w:val="16"/>
               </w:rPr>
@@ -4192,6 +4462,7 @@
             <w:r>
               <w:rPr>
                 <w:rFonts w:ascii="Courier New" w:hAnsi="Courier New"/>
+                <w:i/>
                 <w:color w:val="555555"/>
                 <w:sz w:val="16"/>
               </w:rPr>
@@ -4224,6 +4495,7 @@
             <w:r>
               <w:rPr>
                 <w:rFonts w:ascii="Courier New" w:hAnsi="Courier New"/>
+                <w:i/>
                 <w:color w:val="555555"/>
                 <w:sz w:val="16"/>
               </w:rPr>
@@ -4240,6 +4512,7 @@
             <w:r>
               <w:rPr>
                 <w:rFonts w:ascii="Courier New" w:hAnsi="Courier New"/>
+                <w:i/>
                 <w:color w:val="555555"/>
                 <w:sz w:val="16"/>
               </w:rPr>
@@ -4304,6 +4577,7 @@
             <w:r>
               <w:rPr>
                 <w:rFonts w:ascii="Courier New" w:hAnsi="Courier New"/>
+                <w:i/>
                 <w:color w:val="555555"/>
                 <w:sz w:val="16"/>
               </w:rPr>
@@ -4320,6 +4594,7 @@
             <w:r>
               <w:rPr>
                 <w:rFonts w:ascii="Courier New" w:hAnsi="Courier New"/>
+                <w:i/>
                 <w:color w:val="555555"/>
                 <w:sz w:val="16"/>
               </w:rPr>
@@ -4352,6 +4627,7 @@
             <w:r>
               <w:rPr>
                 <w:rFonts w:ascii="Courier New" w:hAnsi="Courier New"/>
+                <w:i/>
                 <w:color w:val="555555"/>
                 <w:sz w:val="16"/>
               </w:rPr>
@@ -4368,6 +4644,7 @@
             <w:r>
               <w:rPr>
                 <w:rFonts w:ascii="Courier New" w:hAnsi="Courier New"/>
+                <w:i/>
                 <w:color w:val="555555"/>
                 <w:sz w:val="16"/>
               </w:rPr>
@@ -4384,6 +4661,7 @@
             <w:r>
               <w:rPr>
                 <w:rFonts w:ascii="Courier New" w:hAnsi="Courier New"/>
+                <w:i/>
                 <w:color w:val="555555"/>
                 <w:sz w:val="16"/>
               </w:rPr>
@@ -4434,8 +4712,12 @@
         <w:pStyle w:val="Endure-Subhead"/>
         <w:keepNext/>
         <w:spacing w:before="240" w:after="60"/>
-      </w:pPr>
-      <w:r>
+        <w:outlineLvl w:val="1"/>
+      </w:pPr>
+      <w:r>
+        <w:rPr>
+          <w:sz w:val="24"/>
+        </w:rPr>
         <w:t>13C.8 Aliases para el Día a Día</w:t>
       </w:r>
     </w:p>
@@ -4452,7 +4734,7 @@
         <w:tc>
           <w:tcPr>
             <w:tcW w:type="dxa" w:w="8152"/>
-            <w:shd w:val="clear" w:color="auto" w:fill="F2F2F2"/>
+            <w:shd w:val="clear" w:color="auto" w:fill="EAEAEA"/>
             <w:tcBorders>
               <w:left w:val="thick" w:sz="24" w:color="1A5A6A"/>
             </w:tcBorders>
@@ -4538,6 +4820,7 @@
             <w:r>
               <w:rPr>
                 <w:rFonts w:ascii="Courier New" w:hAnsi="Courier New"/>
+                <w:i/>
                 <w:color w:val="555555"/>
                 <w:sz w:val="16"/>
               </w:rPr>
@@ -4554,6 +4837,7 @@
             <w:r>
               <w:rPr>
                 <w:rFonts w:ascii="Courier New" w:hAnsi="Courier New"/>
+                <w:i/>
                 <w:color w:val="555555"/>
                 <w:sz w:val="16"/>
               </w:rPr>
@@ -4570,6 +4854,7 @@
             <w:r>
               <w:rPr>
                 <w:rFonts w:ascii="Courier New" w:hAnsi="Courier New"/>
+                <w:i/>
                 <w:color w:val="555555"/>
                 <w:sz w:val="16"/>
               </w:rPr>
@@ -4586,6 +4871,7 @@
             <w:r>
               <w:rPr>
                 <w:rFonts w:ascii="Courier New" w:hAnsi="Courier New"/>
+                <w:i/>
                 <w:color w:val="555555"/>
                 <w:sz w:val="16"/>
               </w:rPr>
@@ -4602,6 +4888,7 @@
             <w:r>
               <w:rPr>
                 <w:rFonts w:ascii="Courier New" w:hAnsi="Courier New"/>
+                <w:i/>
                 <w:color w:val="555555"/>
                 <w:sz w:val="16"/>
               </w:rPr>
@@ -4618,6 +4905,7 @@
             <w:r>
               <w:rPr>
                 <w:rFonts w:ascii="Courier New" w:hAnsi="Courier New"/>
+                <w:i/>
                 <w:color w:val="555555"/>
                 <w:sz w:val="16"/>
               </w:rPr>
@@ -4634,6 +4922,7 @@
             <w:r>
               <w:rPr>
                 <w:rFonts w:ascii="Courier New" w:hAnsi="Courier New"/>
+                <w:i/>
                 <w:color w:val="555555"/>
                 <w:sz w:val="16"/>
               </w:rPr>
@@ -4650,6 +4939,7 @@
             <w:r>
               <w:rPr>
                 <w:rFonts w:ascii="Courier New" w:hAnsi="Courier New"/>
+                <w:i/>
                 <w:color w:val="555555"/>
                 <w:sz w:val="16"/>
               </w:rPr>
@@ -4666,6 +4956,7 @@
             <w:r>
               <w:rPr>
                 <w:rFonts w:ascii="Courier New" w:hAnsi="Courier New"/>
+                <w:i/>
                 <w:color w:val="555555"/>
                 <w:sz w:val="16"/>
               </w:rPr>
@@ -4716,8 +5007,12 @@
         <w:pStyle w:val="Endure-Subhead"/>
         <w:keepNext/>
         <w:spacing w:before="240" w:after="60"/>
-      </w:pPr>
-      <w:r>
+        <w:outlineLvl w:val="1"/>
+      </w:pPr>
+      <w:r>
+        <w:rPr>
+          <w:sz w:val="24"/>
+        </w:rPr>
         <w:t>13C.9 Monitoreo</w:t>
       </w:r>
     </w:p>
@@ -4734,7 +5029,7 @@
         <w:tc>
           <w:tcPr>
             <w:tcW w:type="dxa" w:w="8152"/>
-            <w:shd w:val="clear" w:color="auto" w:fill="F2F2F2"/>
+            <w:shd w:val="clear" w:color="auto" w:fill="EAEAEA"/>
             <w:tcBorders>
               <w:left w:val="thick" w:sz="24" w:color="1A5A6A"/>
             </w:tcBorders>
@@ -4932,6 +5227,7 @@
             <w:r>
               <w:rPr>
                 <w:rFonts w:ascii="Courier New" w:hAnsi="Courier New"/>
+                <w:i/>
                 <w:color w:val="555555"/>
                 <w:sz w:val="16"/>
               </w:rPr>
@@ -4964,6 +5260,7 @@
             <w:r>
               <w:rPr>
                 <w:rFonts w:ascii="Courier New" w:hAnsi="Courier New"/>
+                <w:i/>
                 <w:color w:val="555555"/>
                 <w:sz w:val="16"/>
               </w:rPr>
@@ -4983,8 +5280,12 @@
         <w:pStyle w:val="Endure-Subhead"/>
         <w:keepNext/>
         <w:spacing w:before="240" w:after="60"/>
-      </w:pPr>
-      <w:r>
+        <w:outlineLvl w:val="1"/>
+      </w:pPr>
+      <w:r>
+        <w:rPr>
+          <w:sz w:val="24"/>
+        </w:rPr>
         <w:t>13C.10 Solución de Problemas</w:t>
       </w:r>
     </w:p>
@@ -4993,10 +5294,11 @@
         <w:pStyle w:val="Endure-Subhead"/>
         <w:keepNext/>
         <w:spacing w:before="160" w:after="60"/>
-      </w:pPr>
-      <w:r>
-        <w:rPr>
-          <w:sz w:val="18"/>
+        <w:outlineLvl w:val="2"/>
+      </w:pPr>
+      <w:r>
+        <w:rPr>
+          <w:sz w:val="22"/>
         </w:rPr>
         <w:t>Puerto 3000 no accesible desde Windows</w:t>
       </w:r>
@@ -5014,7 +5316,7 @@
         <w:tc>
           <w:tcPr>
             <w:tcW w:type="dxa" w:w="8152"/>
-            <w:shd w:val="clear" w:color="auto" w:fill="F2F2F2"/>
+            <w:shd w:val="clear" w:color="auto" w:fill="EAEAEA"/>
             <w:tcBorders>
               <w:left w:val="thick" w:sz="24" w:color="1A5A6A"/>
             </w:tcBorders>
@@ -5149,6 +5451,7 @@
             <w:r>
               <w:rPr>
                 <w:rFonts w:ascii="Courier New" w:hAnsi="Courier New"/>
+                <w:i/>
                 <w:color w:val="555555"/>
                 <w:sz w:val="16"/>
               </w:rPr>
@@ -5185,10 +5488,11 @@
         <w:pStyle w:val="Endure-Subhead"/>
         <w:keepNext/>
         <w:spacing w:before="160" w:after="60"/>
-      </w:pPr>
-      <w:r>
-        <w:rPr>
-          <w:sz w:val="18"/>
+        <w:outlineLvl w:val="2"/>
+      </w:pPr>
+      <w:r>
+        <w:rPr>
+          <w:sz w:val="22"/>
         </w:rPr>
         <w:t>Los modelos de vLLM no aparecen en el selector</w:t>
       </w:r>
@@ -5206,7 +5510,7 @@
         <w:tc>
           <w:tcPr>
             <w:tcW w:type="dxa" w:w="8152"/>
-            <w:shd w:val="clear" w:color="auto" w:fill="F2F2F2"/>
+            <w:shd w:val="clear" w:color="auto" w:fill="EAEAEA"/>
             <w:tcBorders>
               <w:left w:val="thick" w:sz="24" w:color="1A5A6A"/>
             </w:tcBorders>
@@ -5260,6 +5564,7 @@
             <w:r>
               <w:rPr>
                 <w:rFonts w:ascii="Courier New" w:hAnsi="Courier New"/>
+                <w:i/>
                 <w:color w:val="555555"/>
                 <w:sz w:val="16"/>
               </w:rPr>
@@ -5328,10 +5633,11 @@
         <w:pStyle w:val="Endure-Subhead"/>
         <w:keepNext/>
         <w:spacing w:before="160" w:after="60"/>
-      </w:pPr>
-      <w:r>
-        <w:rPr>
-          <w:sz w:val="18"/>
+        <w:outlineLvl w:val="2"/>
+      </w:pPr>
+      <w:r>
+        <w:rPr>
+          <w:sz w:val="22"/>
         </w:rPr>
         <w:t>Los usuarios o conversaciones se perdieron después de `docker rm`</w:t>
       </w:r>
@@ -5349,7 +5655,7 @@
         <w:tc>
           <w:tcPr>
             <w:tcW w:type="dxa" w:w="8152"/>
-            <w:shd w:val="clear" w:color="auto" w:fill="F2F2F2"/>
+            <w:shd w:val="clear" w:color="auto" w:fill="EAEAEA"/>
             <w:tcBorders>
               <w:left w:val="thick" w:sz="24" w:color="1A5A6A"/>
             </w:tcBorders>
@@ -5468,6 +5774,7 @@
             <w:r>
               <w:rPr>
                 <w:rFonts w:ascii="Courier New" w:hAnsi="Courier New"/>
+                <w:i/>
                 <w:color w:val="555555"/>
                 <w:sz w:val="16"/>
               </w:rPr>
@@ -5484,6 +5791,7 @@
             <w:r>
               <w:rPr>
                 <w:rFonts w:ascii="Courier New" w:hAnsi="Courier New"/>
+                <w:i/>
                 <w:color w:val="555555"/>
                 <w:sz w:val="16"/>
               </w:rPr>
@@ -5500,6 +5808,7 @@
             <w:r>
               <w:rPr>
                 <w:rFonts w:ascii="Courier New" w:hAnsi="Courier New"/>
+                <w:i/>
                 <w:color w:val="555555"/>
                 <w:sz w:val="16"/>
               </w:rPr>
@@ -5516,6 +5825,7 @@
             <w:r>
               <w:rPr>
                 <w:rFonts w:ascii="Courier New" w:hAnsi="Courier New"/>
+                <w:i/>
                 <w:color w:val="555555"/>
                 <w:sz w:val="16"/>
               </w:rPr>
@@ -5532,6 +5842,7 @@
             <w:r>
               <w:rPr>
                 <w:rFonts w:ascii="Courier New" w:hAnsi="Courier New"/>
+                <w:i/>
                 <w:color w:val="555555"/>
                 <w:sz w:val="16"/>
               </w:rPr>
@@ -5592,7 +5903,7 @@
             <w:r>
               <w:rPr>
                 <w:rFonts w:ascii="Courier New" w:hAnsi="Courier New"/>
-                <w:sz w:val="17"/>
+                <w:sz w:val="16"/>
               </w:rPr>
               <w:t>docker volume rm open-webui</w:t>
             </w:r>
@@ -5613,10 +5924,11 @@
         <w:pStyle w:val="Endure-Subhead"/>
         <w:keepNext/>
         <w:spacing w:before="160" w:after="60"/>
-      </w:pPr>
-      <w:r>
-        <w:rPr>
-          <w:sz w:val="18"/>
+        <w:outlineLvl w:val="2"/>
+      </w:pPr>
+      <w:r>
+        <w:rPr>
+          <w:sz w:val="22"/>
         </w:rPr>
         <w:t>Upload de documentos falla o no indexa</w:t>
       </w:r>
@@ -5634,7 +5946,7 @@
         <w:tc>
           <w:tcPr>
             <w:tcW w:type="dxa" w:w="8152"/>
-            <w:shd w:val="clear" w:color="auto" w:fill="F2F2F2"/>
+            <w:shd w:val="clear" w:color="auto" w:fill="EAEAEA"/>
             <w:tcBorders>
               <w:left w:val="thick" w:sz="24" w:color="1A5A6A"/>
             </w:tcBorders>
@@ -5805,35 +6117,50 @@
         <w:pStyle w:val="Endure-Subhead"/>
         <w:keepNext/>
         <w:spacing w:before="240" w:after="60"/>
-      </w:pPr>
-      <w:r>
+        <w:outlineLvl w:val="1"/>
+      </w:pPr>
+      <w:r>
+        <w:rPr>
+          <w:sz w:val="24"/>
+        </w:rPr>
         <w:t>13C.11 SSL Local con mkcert — Desbloquear el Micrófono en el Navegador</w:t>
       </w:r>
     </w:p>
     <w:p>
       <w:pPr>
         <w:pStyle w:val="Endure-FirstParagraphBodyText"/>
-      </w:pPr>
-      <w:r>
+        <w:spacing w:before="100" w:after="100"/>
+      </w:pPr>
+      <w:r>
+        <w:rPr>
+          <w:sz w:val="20"/>
+        </w:rPr>
         <w:t xml:space="preserve">Los navegadores modernos (Chrome, Edge, Firefox) bloquean el acceso al micrófono en conexiones HTTP. Para usar la función de </w:t>
       </w:r>
       <w:r>
         <w:rPr>
           <w:b/>
+          <w:sz w:val="20"/>
         </w:rPr>
         <w:t>entrada de voz</w:t>
       </w:r>
       <w:r>
+        <w:rPr>
+          <w:sz w:val="20"/>
+        </w:rPr>
         <w:t xml:space="preserve"> de Open WebUI desde Windows, necesita HTTPS. La solución más limpia es </w:t>
       </w:r>
       <w:r>
         <w:rPr>
           <w:rFonts w:ascii="Courier New" w:hAnsi="Courier New"/>
-          <w:sz w:val="17"/>
+          <w:sz w:val="16"/>
         </w:rPr>
         <w:t>mkcert</w:t>
       </w:r>
       <w:r>
+        <w:rPr>
+          <w:sz w:val="20"/>
+        </w:rPr>
         <w:t xml:space="preserve"> — crea certificados TLS de confianza local sin necesidad de un dominio ni de pagar a una CA.</w:t>
       </w:r>
     </w:p>
@@ -5842,10 +6169,11 @@
         <w:pStyle w:val="Endure-Subhead"/>
         <w:keepNext/>
         <w:spacing w:before="160" w:after="60"/>
-      </w:pPr>
-      <w:r>
-        <w:rPr>
-          <w:sz w:val="18"/>
+        <w:outlineLvl w:val="2"/>
+      </w:pPr>
+      <w:r>
+        <w:rPr>
+          <w:sz w:val="22"/>
         </w:rPr>
         <w:t>13C.11.1 Instalar mkcert en el Jetson</w:t>
       </w:r>
@@ -5863,7 +6191,7 @@
         <w:tc>
           <w:tcPr>
             <w:tcW w:type="dxa" w:w="8152"/>
-            <w:shd w:val="clear" w:color="auto" w:fill="F2F2F2"/>
+            <w:shd w:val="clear" w:color="auto" w:fill="EAEAEA"/>
             <w:tcBorders>
               <w:left w:val="thick" w:sz="24" w:color="1A5A6A"/>
             </w:tcBorders>
@@ -5933,6 +6261,7 @@
             <w:r>
               <w:rPr>
                 <w:rFonts w:ascii="Courier New" w:hAnsi="Courier New"/>
+                <w:i/>
                 <w:color w:val="555555"/>
                 <w:sz w:val="16"/>
               </w:rPr>
@@ -5997,6 +6326,7 @@
             <w:r>
               <w:rPr>
                 <w:rFonts w:ascii="Courier New" w:hAnsi="Courier New"/>
+                <w:i/>
                 <w:color w:val="555555"/>
                 <w:sz w:val="16"/>
               </w:rPr>
@@ -6024,7 +6354,7 @@
         <w:tc>
           <w:tcPr>
             <w:tcW w:type="dxa" w:w="8152"/>
-            <w:shd w:val="clear" w:color="auto" w:fill="F2F2F2"/>
+            <w:shd w:val="clear" w:color="auto" w:fill="EAEAEA"/>
             <w:tcBorders>
               <w:left w:val="thick" w:sz="24" w:color="1A5A6A"/>
             </w:tcBorders>
@@ -6062,6 +6392,7 @@
             <w:r>
               <w:rPr>
                 <w:rFonts w:ascii="Courier New" w:hAnsi="Courier New"/>
+                <w:i/>
                 <w:color w:val="555555"/>
                 <w:sz w:val="16"/>
               </w:rPr>
@@ -6081,10 +6412,11 @@
         <w:pStyle w:val="Endure-Subhead"/>
         <w:keepNext/>
         <w:spacing w:before="160" w:after="60"/>
-      </w:pPr>
-      <w:r>
-        <w:rPr>
-          <w:sz w:val="18"/>
+        <w:outlineLvl w:val="2"/>
+      </w:pPr>
+      <w:r>
+        <w:rPr>
+          <w:sz w:val="22"/>
         </w:rPr>
         <w:t>13C.11.2 Crear la CA local y el certificado</w:t>
       </w:r>
@@ -6102,7 +6434,7 @@
         <w:tc>
           <w:tcPr>
             <w:tcW w:type="dxa" w:w="8152"/>
-            <w:shd w:val="clear" w:color="auto" w:fill="F2F2F2"/>
+            <w:shd w:val="clear" w:color="auto" w:fill="EAEAEA"/>
             <w:tcBorders>
               <w:left w:val="thick" w:sz="24" w:color="1A5A6A"/>
             </w:tcBorders>
@@ -6140,6 +6472,7 @@
             <w:r>
               <w:rPr>
                 <w:rFonts w:ascii="Courier New" w:hAnsi="Courier New"/>
+                <w:i/>
                 <w:color w:val="555555"/>
                 <w:sz w:val="16"/>
               </w:rPr>
@@ -6252,6 +6585,7 @@
             <w:r>
               <w:rPr>
                 <w:rFonts w:ascii="Courier New" w:hAnsi="Courier New"/>
+                <w:i/>
                 <w:color w:val="555555"/>
                 <w:sz w:val="16"/>
               </w:rPr>
@@ -6279,7 +6613,7 @@
         <w:tc>
           <w:tcPr>
             <w:tcW w:type="dxa" w:w="8152"/>
-            <w:shd w:val="clear" w:color="auto" w:fill="F2F2F2"/>
+            <w:shd w:val="clear" w:color="auto" w:fill="EAEAEA"/>
             <w:tcBorders>
               <w:left w:val="thick" w:sz="24" w:color="1A5A6A"/>
             </w:tcBorders>
@@ -6317,6 +6651,7 @@
             <w:r>
               <w:rPr>
                 <w:rFonts w:ascii="Courier New" w:hAnsi="Courier New"/>
+                <w:i/>
                 <w:color w:val="555555"/>
                 <w:sz w:val="16"/>
               </w:rPr>
@@ -6333,6 +6668,7 @@
             <w:r>
               <w:rPr>
                 <w:rFonts w:ascii="Courier New" w:hAnsi="Courier New"/>
+                <w:i/>
                 <w:color w:val="555555"/>
                 <w:sz w:val="16"/>
               </w:rPr>
@@ -6349,6 +6685,7 @@
             <w:r>
               <w:rPr>
                 <w:rFonts w:ascii="Courier New" w:hAnsi="Courier New"/>
+                <w:i/>
                 <w:color w:val="555555"/>
                 <w:sz w:val="16"/>
               </w:rPr>
@@ -6365,6 +6702,7 @@
             <w:r>
               <w:rPr>
                 <w:rFonts w:ascii="Courier New" w:hAnsi="Courier New"/>
+                <w:i/>
                 <w:color w:val="555555"/>
                 <w:sz w:val="16"/>
               </w:rPr>
@@ -6396,6 +6734,7 @@
             <w:r>
               <w:rPr>
                 <w:rFonts w:ascii="Courier New" w:hAnsi="Courier New"/>
+                <w:i/>
                 <w:color w:val="555555"/>
                 <w:sz w:val="16"/>
               </w:rPr>
@@ -6415,10 +6754,11 @@
         <w:pStyle w:val="Endure-Subhead"/>
         <w:keepNext/>
         <w:spacing w:before="160" w:after="60"/>
-      </w:pPr>
-      <w:r>
-        <w:rPr>
-          <w:sz w:val="18"/>
+        <w:outlineLvl w:val="2"/>
+      </w:pPr>
+      <w:r>
+        <w:rPr>
+          <w:sz w:val="22"/>
         </w:rPr>
         <w:t>13C.11.3 Instalar la CA en Windows (para que el navegador confíe)</w:t>
       </w:r>
@@ -6436,7 +6776,7 @@
         <w:tc>
           <w:tcPr>
             <w:tcW w:type="dxa" w:w="8152"/>
-            <w:shd w:val="clear" w:color="auto" w:fill="F2F2F2"/>
+            <w:shd w:val="clear" w:color="auto" w:fill="EAEAEA"/>
             <w:tcBorders>
               <w:left w:val="thick" w:sz="24" w:color="1A5A6A"/>
             </w:tcBorders>
@@ -6474,6 +6814,7 @@
             <w:r>
               <w:rPr>
                 <w:rFonts w:ascii="Courier New" w:hAnsi="Courier New"/>
+                <w:i/>
                 <w:color w:val="555555"/>
                 <w:sz w:val="16"/>
               </w:rPr>
@@ -6567,7 +6908,7 @@
         <w:tc>
           <w:tcPr>
             <w:tcW w:type="dxa" w:w="8152"/>
-            <w:shd w:val="clear" w:color="auto" w:fill="F2F2F2"/>
+            <w:shd w:val="clear" w:color="auto" w:fill="EAEAEA"/>
             <w:tcBorders>
               <w:left w:val="thick" w:sz="24" w:color="1A5A6A"/>
             </w:tcBorders>
@@ -6676,10 +7017,11 @@
         <w:pStyle w:val="Endure-Subhead"/>
         <w:keepNext/>
         <w:spacing w:before="160" w:after="60"/>
-      </w:pPr>
-      <w:r>
-        <w:rPr>
-          <w:sz w:val="18"/>
+        <w:outlineLvl w:val="2"/>
+      </w:pPr>
+      <w:r>
+        <w:rPr>
+          <w:sz w:val="22"/>
         </w:rPr>
         <w:t>13C.11.4 Relanzar Open WebUI con HTTPS</w:t>
       </w:r>
@@ -6697,7 +7039,7 @@
         <w:tc>
           <w:tcPr>
             <w:tcW w:type="dxa" w:w="8152"/>
-            <w:shd w:val="clear" w:color="auto" w:fill="F2F2F2"/>
+            <w:shd w:val="clear" w:color="auto" w:fill="EAEAEA"/>
             <w:tcBorders>
               <w:left w:val="thick" w:sz="24" w:color="1A5A6A"/>
             </w:tcBorders>
@@ -6799,6 +7141,7 @@
             <w:r>
               <w:rPr>
                 <w:rFonts w:ascii="Courier New" w:hAnsi="Courier New"/>
+                <w:i/>
                 <w:color w:val="555555"/>
                 <w:sz w:val="16"/>
               </w:rPr>
@@ -6815,6 +7158,7 @@
             <w:r>
               <w:rPr>
                 <w:rFonts w:ascii="Courier New" w:hAnsi="Courier New"/>
+                <w:i/>
                 <w:color w:val="555555"/>
                 <w:sz w:val="16"/>
               </w:rPr>
@@ -6831,6 +7175,7 @@
             <w:r>
               <w:rPr>
                 <w:rFonts w:ascii="Courier New" w:hAnsi="Courier New"/>
+                <w:i/>
                 <w:color w:val="555555"/>
                 <w:sz w:val="16"/>
               </w:rPr>
@@ -6847,6 +7192,7 @@
             <w:r>
               <w:rPr>
                 <w:rFonts w:ascii="Courier New" w:hAnsi="Courier New"/>
+                <w:i/>
                 <w:color w:val="555555"/>
                 <w:sz w:val="16"/>
               </w:rPr>
@@ -6863,6 +7209,7 @@
             <w:r>
               <w:rPr>
                 <w:rFonts w:ascii="Courier New" w:hAnsi="Courier New"/>
+                <w:i/>
                 <w:color w:val="555555"/>
                 <w:sz w:val="16"/>
               </w:rPr>
@@ -6879,6 +7226,7 @@
             <w:r>
               <w:rPr>
                 <w:rFonts w:ascii="Courier New" w:hAnsi="Courier New"/>
+                <w:i/>
                 <w:color w:val="555555"/>
                 <w:sz w:val="16"/>
               </w:rPr>
@@ -6895,6 +7243,7 @@
             <w:r>
               <w:rPr>
                 <w:rFonts w:ascii="Courier New" w:hAnsi="Courier New"/>
+                <w:i/>
                 <w:color w:val="555555"/>
                 <w:sz w:val="16"/>
               </w:rPr>
@@ -6911,6 +7260,7 @@
             <w:r>
               <w:rPr>
                 <w:rFonts w:ascii="Courier New" w:hAnsi="Courier New"/>
+                <w:i/>
                 <w:color w:val="555555"/>
                 <w:sz w:val="16"/>
               </w:rPr>
@@ -6927,6 +7277,7 @@
             <w:r>
               <w:rPr>
                 <w:rFonts w:ascii="Courier New" w:hAnsi="Courier New"/>
+                <w:i/>
                 <w:color w:val="555555"/>
                 <w:sz w:val="16"/>
               </w:rPr>
@@ -6985,7 +7336,7 @@
         <w:tc>
           <w:tcPr>
             <w:tcW w:type="dxa" w:w="8152"/>
-            <w:shd w:val="clear" w:color="auto" w:fill="F2F2F2"/>
+            <w:shd w:val="clear" w:color="auto" w:fill="EAEAEA"/>
             <w:tcBorders>
               <w:left w:val="thick" w:sz="24" w:color="1A5A6A"/>
             </w:tcBorders>
@@ -7023,6 +7374,7 @@
             <w:r>
               <w:rPr>
                 <w:rFonts w:ascii="Courier New" w:hAnsi="Courier New"/>
+                <w:i/>
                 <w:color w:val="555555"/>
                 <w:sz w:val="16"/>
               </w:rPr>
@@ -7039,6 +7391,7 @@
             <w:r>
               <w:rPr>
                 <w:rFonts w:ascii="Courier New" w:hAnsi="Courier New"/>
+                <w:i/>
                 <w:color w:val="555555"/>
                 <w:sz w:val="16"/>
               </w:rPr>
@@ -7066,7 +7419,7 @@
         <w:tc>
           <w:tcPr>
             <w:tcW w:type="dxa" w:w="8152"/>
-            <w:shd w:val="clear" w:color="auto" w:fill="F2F2F2"/>
+            <w:shd w:val="clear" w:color="auto" w:fill="EAEAEA"/>
             <w:tcBorders>
               <w:left w:val="thick" w:sz="24" w:color="1A5A6A"/>
             </w:tcBorders>
@@ -7138,18 +7491,25 @@
     <w:p>
       <w:pPr>
         <w:pStyle w:val="Endure-ChapterBodyText"/>
-      </w:pPr>
-      <w:r>
+        <w:spacing w:before="100" w:after="100"/>
+      </w:pPr>
+      <w:r>
+        <w:rPr>
+          <w:sz w:val="20"/>
+        </w:rPr>
         <w:t xml:space="preserve">Acceda desde Windows: </w:t>
       </w:r>
       <w:r>
         <w:rPr>
           <w:rFonts w:ascii="Courier New" w:hAnsi="Courier New"/>
-          <w:sz w:val="17"/>
+          <w:sz w:val="16"/>
         </w:rPr>
         <w:t>https://192.168.1.100:3000</w:t>
       </w:r>
       <w:r>
+        <w:rPr>
+          <w:sz w:val="20"/>
+        </w:rPr>
         <w:t xml:space="preserve"> — el navegador debe mostrar el candado verde.</w:t>
       </w:r>
     </w:p>
@@ -7210,94 +7570,119 @@
         <w:pStyle w:val="Endure-Subhead"/>
         <w:keepNext/>
         <w:spacing w:before="240" w:after="60"/>
-      </w:pPr>
-      <w:r>
+        <w:outlineLvl w:val="1"/>
+      </w:pPr>
+      <w:r>
+        <w:rPr>
+          <w:sz w:val="24"/>
+        </w:rPr>
         <w:t>13C.12 Proyecto — Asistente de Conversación en Inglés con Nemotron Omni</w:t>
       </w:r>
     </w:p>
     <w:p>
       <w:pPr>
         <w:pStyle w:val="Endure-FirstParagraphBodyText"/>
-      </w:pPr>
-      <w:r>
+        <w:spacing w:before="100" w:after="100"/>
+      </w:pPr>
+      <w:r>
+        <w:rPr>
+          <w:sz w:val="20"/>
+        </w:rPr>
         <w:t>Nemotron-Nano-Omni es el modelo multimodal de NVIDIA que acepta texto, imagen y audio. En este proyecto construimos una aplicación de aprendizaje de inglés que usa el micrófono del navegador (habilitado por SSL del paso anterior) para una conversación fluida.</w:t>
       </w:r>
     </w:p>
     <w:p>
       <w:pPr>
         <w:pStyle w:val="Endure-ChapterBodyText"/>
+        <w:spacing w:before="100" w:after="100"/>
       </w:pPr>
       <w:r>
         <w:rPr>
           <w:b/>
+          <w:sz w:val="20"/>
         </w:rPr>
         <w:t>Lo que construiremos:</w:t>
       </w:r>
       <w:r>
+        <w:rPr>
+          <w:sz w:val="20"/>
+        </w:rPr>
         <w:t xml:space="preserve"> Un asistente que:</w:t>
       </w:r>
     </w:p>
     <w:p>
       <w:pPr>
         <w:pStyle w:val="Endure-ChapterBodyText"/>
-        <w:spacing w:before="20" w:after="20"/>
+        <w:spacing w:before="40" w:after="40"/>
         <w:ind w:left="360" w:hanging="216"/>
       </w:pPr>
       <w:r>
         <w:rPr>
-          <w:sz w:val="18"/>
+          <w:sz w:val="20"/>
         </w:rPr>
         <w:t xml:space="preserve">1. </w:t>
       </w:r>
       <w:r>
+        <w:rPr>
+          <w:sz w:val="20"/>
+        </w:rPr>
         <w:t>Recibe audio del micrófono vía Open WebUI</w:t>
       </w:r>
     </w:p>
     <w:p>
       <w:pPr>
         <w:pStyle w:val="Endure-ChapterBodyText"/>
-        <w:spacing w:before="20" w:after="20"/>
+        <w:spacing w:before="40" w:after="40"/>
         <w:ind w:left="360" w:hanging="216"/>
       </w:pPr>
       <w:r>
         <w:rPr>
-          <w:sz w:val="18"/>
+          <w:sz w:val="20"/>
         </w:rPr>
         <w:t xml:space="preserve">2. </w:t>
       </w:r>
       <w:r>
+        <w:rPr>
+          <w:sz w:val="20"/>
+        </w:rPr>
         <w:t>Transcribe la voz a texto (STT interno del modelo)</w:t>
       </w:r>
     </w:p>
     <w:p>
       <w:pPr>
         <w:pStyle w:val="Endure-ChapterBodyText"/>
-        <w:spacing w:before="20" w:after="20"/>
+        <w:spacing w:before="40" w:after="40"/>
         <w:ind w:left="360" w:hanging="216"/>
       </w:pPr>
       <w:r>
         <w:rPr>
-          <w:sz w:val="18"/>
+          <w:sz w:val="20"/>
         </w:rPr>
         <w:t xml:space="preserve">3. </w:t>
       </w:r>
       <w:r>
+        <w:rPr>
+          <w:sz w:val="20"/>
+        </w:rPr>
         <w:t>Responde en inglés con correcciones gramaticales y traducción al español</w:t>
       </w:r>
     </w:p>
     <w:p>
       <w:pPr>
         <w:pStyle w:val="Endure-ChapterBodyText"/>
-        <w:spacing w:before="20" w:after="20"/>
+        <w:spacing w:before="40" w:after="40"/>
         <w:ind w:left="360" w:hanging="216"/>
       </w:pPr>
       <w:r>
         <w:rPr>
-          <w:sz w:val="18"/>
+          <w:sz w:val="20"/>
         </w:rPr>
         <w:t xml:space="preserve">4. </w:t>
       </w:r>
       <w:r>
+        <w:rPr>
+          <w:sz w:val="20"/>
+        </w:rPr>
         <w:t>Reproduce la respuesta en voz (TTS en el Capítulo 17)</w:t>
       </w:r>
     </w:p>
@@ -7311,10 +7696,11 @@
         <w:pStyle w:val="Endure-Subhead"/>
         <w:keepNext/>
         <w:spacing w:before="160" w:after="60"/>
-      </w:pPr>
-      <w:r>
-        <w:rPr>
-          <w:sz w:val="18"/>
+        <w:outlineLvl w:val="2"/>
+      </w:pPr>
+      <w:r>
+        <w:rPr>
+          <w:sz w:val="22"/>
         </w:rPr>
         <w:t>13C.12.1 Iniciar el motor de inferencia (Nemotron Omni)</w:t>
       </w:r>
@@ -7332,7 +7718,7 @@
         <w:tc>
           <w:tcPr>
             <w:tcW w:type="dxa" w:w="8152"/>
-            <w:shd w:val="clear" w:color="auto" w:fill="F2F2F2"/>
+            <w:shd w:val="clear" w:color="auto" w:fill="EAEAEA"/>
             <w:tcBorders>
               <w:left w:val="thick" w:sz="24" w:color="1A5A6A"/>
             </w:tcBorders>
@@ -7517,7 +7903,7 @@
             <w:r>
               <w:rPr>
                 <w:rFonts w:ascii="Courier New" w:hAnsi="Courier New"/>
-                <w:color w:val="555555"/>
+                <w:color w:val="1A1A1A"/>
                 <w:sz w:val="16"/>
               </w:rPr>
               <w:t>GGUF=$(ls ~/data/models/gguf/*nemotron*omni*.gguf 2&gt;/dev/null | head -1)</w:t>
@@ -7533,6 +7919,7 @@
             <w:r>
               <w:rPr>
                 <w:rFonts w:ascii="Courier New" w:hAnsi="Courier New"/>
+                <w:i/>
                 <w:color w:val="555555"/>
                 <w:sz w:val="16"/>
               </w:rPr>
@@ -7564,6 +7951,7 @@
             <w:r>
               <w:rPr>
                 <w:rFonts w:ascii="Courier New" w:hAnsi="Courier New"/>
+                <w:i/>
                 <w:color w:val="555555"/>
                 <w:sz w:val="16"/>
               </w:rPr>
@@ -7580,6 +7968,7 @@
             <w:r>
               <w:rPr>
                 <w:rFonts w:ascii="Courier New" w:hAnsi="Courier New"/>
+                <w:i/>
                 <w:color w:val="555555"/>
                 <w:sz w:val="16"/>
               </w:rPr>
@@ -7596,6 +7985,7 @@
             <w:r>
               <w:rPr>
                 <w:rFonts w:ascii="Courier New" w:hAnsi="Courier New"/>
+                <w:i/>
                 <w:color w:val="555555"/>
                 <w:sz w:val="16"/>
               </w:rPr>
@@ -7612,6 +8002,7 @@
             <w:r>
               <w:rPr>
                 <w:rFonts w:ascii="Courier New" w:hAnsi="Courier New"/>
+                <w:i/>
                 <w:color w:val="555555"/>
                 <w:sz w:val="16"/>
               </w:rPr>
@@ -7628,6 +8019,7 @@
             <w:r>
               <w:rPr>
                 <w:rFonts w:ascii="Courier New" w:hAnsi="Courier New"/>
+                <w:i/>
                 <w:color w:val="555555"/>
                 <w:sz w:val="16"/>
               </w:rPr>
@@ -7676,6 +8068,7 @@
             <w:r>
               <w:rPr>
                 <w:rFonts w:ascii="Courier New" w:hAnsi="Courier New"/>
+                <w:i/>
                 <w:color w:val="555555"/>
                 <w:sz w:val="16"/>
               </w:rPr>
@@ -7711,10 +8104,11 @@
         <w:pStyle w:val="Endure-Subhead"/>
         <w:keepNext/>
         <w:spacing w:before="160" w:after="60"/>
-      </w:pPr>
-      <w:r>
-        <w:rPr>
-          <w:sz w:val="18"/>
+        <w:outlineLvl w:val="2"/>
+      </w:pPr>
+      <w:r>
+        <w:rPr>
+          <w:sz w:val="22"/>
         </w:rPr>
         <w:t>13C.12.2 Configurar Open WebUI para usar Nemotron Omni</w:t>
       </w:r>
@@ -7732,7 +8126,7 @@
         <w:tc>
           <w:tcPr>
             <w:tcW w:type="dxa" w:w="8152"/>
-            <w:shd w:val="clear" w:color="auto" w:fill="F2F2F2"/>
+            <w:shd w:val="clear" w:color="auto" w:fill="EAEAEA"/>
             <w:tcBorders>
               <w:left w:val="thick" w:sz="24" w:color="1A5A6A"/>
             </w:tcBorders>
@@ -7889,20 +8283,52 @@
         <w:pStyle w:val="Endure-Subhead"/>
         <w:keepNext/>
         <w:spacing w:before="160" w:after="60"/>
-      </w:pPr>
-      <w:r>
-        <w:rPr>
-          <w:sz w:val="18"/>
+        <w:outlineLvl w:val="2"/>
+      </w:pPr>
+      <w:r>
+        <w:rPr>
+          <w:sz w:val="22"/>
         </w:rPr>
         <w:t>13C.12.3 Crear el System Prompt del asistente de inglés</w:t>
       </w:r>
     </w:p>
     <w:p>
       <w:pPr>
-        <w:pStyle w:val="Endure-FirstParagraphBodyText"/>
-      </w:pPr>
-      <w:r>
-        <w:t>En Open WebUI → crear un nuevo "Workspace" con este system prompt:</w:t>
+        <w:jc w:val="center"/>
+      </w:pPr>
+      <w:r>
+        <w:drawing>
+          <wp:inline xmlns:a="http://schemas.openxmlformats.org/drawingml/2006/main" xmlns:pic="http://schemas.openxmlformats.org/drawingml/2006/picture">
+            <wp:extent cx="5029200" cy="1557083"/>
+            <wp:docPr id="1" name="Picture 1"/>
+            <wp:cNvGraphicFramePr>
+              <a:graphicFrameLocks noChangeAspect="1"/>
+            </wp:cNvGraphicFramePr>
+            <a:graphic>
+              <a:graphicData uri="http://schemas.openxmlformats.org/drawingml/2006/picture">
+                <pic:pic>
+                  <pic:nvPicPr>
+                    <pic:cNvPr id="0" name="ascii_41245.png"/>
+                    <pic:cNvPicPr/>
+                  </pic:nvPicPr>
+                  <pic:blipFill>
+                    <a:blip r:embed="rId46"/>
+                    <a:stretch>
+                      <a:fillRect/>
+                    </a:stretch>
+                  </pic:blipFill>
+                  <pic:spPr>
+                    <a:xfrm>
+                      <a:off x="0" y="0"/>
+                      <a:ext cx="5029200" cy="1557083"/>
+                    </a:xfrm>
+                    <a:prstGeom prst="rect"/>
+                  </pic:spPr>
+                </pic:pic>
+              </a:graphicData>
+            </a:graphic>
+          </wp:inline>
+        </w:drawing>
       </w:r>
     </w:p>
     <w:tbl>
@@ -7918,7 +8344,7 @@
         <w:tc>
           <w:tcPr>
             <w:tcW w:type="dxa" w:w="8152"/>
-            <w:shd w:val="clear" w:color="auto" w:fill="F2F2F2"/>
+            <w:shd w:val="clear" w:color="auto" w:fill="EAEAEA"/>
             <w:tcBorders>
               <w:left w:val="thick" w:sz="24" w:color="1A5A6A"/>
             </w:tcBorders>
@@ -7971,6 +8397,7 @@
             <w:r>
               <w:rPr>
                 <w:rFonts w:ascii="Courier New" w:hAnsi="Courier New"/>
+                <w:i/>
                 <w:color w:val="555555"/>
                 <w:sz w:val="16"/>
               </w:rPr>
@@ -8002,6 +8429,7 @@
             <w:r>
               <w:rPr>
                 <w:rFonts w:ascii="Courier New" w:hAnsi="Courier New"/>
+                <w:i/>
                 <w:color w:val="555555"/>
                 <w:sz w:val="16"/>
               </w:rPr>
@@ -8018,6 +8446,7 @@
             <w:r>
               <w:rPr>
                 <w:rFonts w:ascii="Courier New" w:hAnsi="Courier New"/>
+                <w:i/>
                 <w:color w:val="555555"/>
                 <w:sz w:val="16"/>
               </w:rPr>
@@ -8034,6 +8463,7 @@
             <w:r>
               <w:rPr>
                 <w:rFonts w:ascii="Courier New" w:hAnsi="Courier New"/>
+                <w:i/>
                 <w:color w:val="555555"/>
                 <w:sz w:val="16"/>
               </w:rPr>
@@ -8050,6 +8480,7 @@
             <w:r>
               <w:rPr>
                 <w:rFonts w:ascii="Courier New" w:hAnsi="Courier New"/>
+                <w:i/>
                 <w:color w:val="555555"/>
                 <w:sz w:val="16"/>
               </w:rPr>
@@ -8066,6 +8497,7 @@
             <w:r>
               <w:rPr>
                 <w:rFonts w:ascii="Courier New" w:hAnsi="Courier New"/>
+                <w:i/>
                 <w:color w:val="555555"/>
                 <w:sz w:val="16"/>
               </w:rPr>
@@ -8082,6 +8514,7 @@
             <w:r>
               <w:rPr>
                 <w:rFonts w:ascii="Courier New" w:hAnsi="Courier New"/>
+                <w:i/>
                 <w:color w:val="555555"/>
                 <w:sz w:val="16"/>
               </w:rPr>
@@ -8098,6 +8531,7 @@
             <w:r>
               <w:rPr>
                 <w:rFonts w:ascii="Courier New" w:hAnsi="Courier New"/>
+                <w:i/>
                 <w:color w:val="555555"/>
                 <w:sz w:val="16"/>
               </w:rPr>
@@ -8114,6 +8548,7 @@
             <w:r>
               <w:rPr>
                 <w:rFonts w:ascii="Courier New" w:hAnsi="Courier New"/>
+                <w:i/>
                 <w:color w:val="555555"/>
                 <w:sz w:val="16"/>
               </w:rPr>
@@ -8130,6 +8565,7 @@
             <w:r>
               <w:rPr>
                 <w:rFonts w:ascii="Courier New" w:hAnsi="Courier New"/>
+                <w:i/>
                 <w:color w:val="555555"/>
                 <w:sz w:val="16"/>
               </w:rPr>
@@ -8161,6 +8597,7 @@
             <w:r>
               <w:rPr>
                 <w:rFonts w:ascii="Courier New" w:hAnsi="Courier New"/>
+                <w:i/>
                 <w:color w:val="555555"/>
                 <w:sz w:val="16"/>
               </w:rPr>
@@ -8180,10 +8617,11 @@
         <w:pStyle w:val="Endure-Subhead"/>
         <w:keepNext/>
         <w:spacing w:before="160" w:after="60"/>
-      </w:pPr>
-      <w:r>
-        <w:rPr>
-          <w:sz w:val="18"/>
+        <w:outlineLvl w:val="2"/>
+      </w:pPr>
+      <w:r>
+        <w:rPr>
+          <w:sz w:val="22"/>
         </w:rPr>
         <w:t>13C.12.4 Flujo de conversación</w:t>
       </w:r>
@@ -8201,7 +8639,7 @@
         <w:tc>
           <w:tcPr>
             <w:tcW w:type="dxa" w:w="8152"/>
-            <w:shd w:val="clear" w:color="auto" w:fill="F2F2F2"/>
+            <w:shd w:val="clear" w:color="auto" w:fill="EAEAEA"/>
             <w:tcBorders>
               <w:left w:val="thick" w:sz="24" w:color="1A5A6A"/>
             </w:tcBorders>
@@ -8335,7 +8773,7 @@
         <w:tc>
           <w:tcPr>
             <w:tcW w:type="dxa" w:w="8152"/>
-            <w:shd w:val="clear" w:color="auto" w:fill="F2F2F2"/>
+            <w:shd w:val="clear" w:color="auto" w:fill="EAEAEA"/>
             <w:tcBorders>
               <w:left w:val="thick" w:sz="24" w:color="1A5A6A"/>
             </w:tcBorders>
@@ -8373,6 +8811,7 @@
             <w:r>
               <w:rPr>
                 <w:rFonts w:ascii="Courier New" w:hAnsi="Courier New"/>
+                <w:i/>
                 <w:color w:val="555555"/>
                 <w:sz w:val="16"/>
               </w:rPr>
@@ -8389,6 +8828,7 @@
             <w:r>
               <w:rPr>
                 <w:rFonts w:ascii="Courier New" w:hAnsi="Courier New"/>
+                <w:i/>
                 <w:color w:val="555555"/>
                 <w:sz w:val="16"/>
               </w:rPr>
@@ -8405,6 +8845,7 @@
             <w:r>
               <w:rPr>
                 <w:rFonts w:ascii="Courier New" w:hAnsi="Courier New"/>
+                <w:i/>
                 <w:color w:val="555555"/>
                 <w:sz w:val="16"/>
               </w:rPr>
@@ -8421,6 +8862,7 @@
             <w:r>
               <w:rPr>
                 <w:rFonts w:ascii="Courier New" w:hAnsi="Courier New"/>
+                <w:i/>
                 <w:color w:val="555555"/>
                 <w:sz w:val="16"/>
               </w:rPr>
@@ -8437,6 +8879,7 @@
             <w:r>
               <w:rPr>
                 <w:rFonts w:ascii="Courier New" w:hAnsi="Courier New"/>
+                <w:i/>
                 <w:color w:val="555555"/>
                 <w:sz w:val="16"/>
               </w:rPr>
@@ -8456,10 +8899,11 @@
         <w:pStyle w:val="Endure-Subhead"/>
         <w:keepNext/>
         <w:spacing w:before="160" w:after="60"/>
-      </w:pPr>
-      <w:r>
-        <w:rPr>
-          <w:sz w:val="18"/>
+        <w:outlineLvl w:val="2"/>
+      </w:pPr>
+      <w:r>
+        <w:rPr>
+          <w:sz w:val="22"/>
         </w:rPr>
         <w:t>13C.12.5 Monitoreo durante la sesión</w:t>
       </w:r>
@@ -8477,7 +8921,7 @@
         <w:tc>
           <w:tcPr>
             <w:tcW w:type="dxa" w:w="8152"/>
-            <w:shd w:val="clear" w:color="auto" w:fill="F2F2F2"/>
+            <w:shd w:val="clear" w:color="auto" w:fill="EAEAEA"/>
             <w:tcBorders>
               <w:left w:val="thick" w:sz="24" w:color="1A5A6A"/>
             </w:tcBorders>
@@ -8515,6 +8959,7 @@
             <w:r>
               <w:rPr>
                 <w:rFonts w:ascii="Courier New" w:hAnsi="Courier New"/>
+                <w:i/>
                 <w:color w:val="555555"/>
                 <w:sz w:val="16"/>
               </w:rPr>
@@ -8650,138 +9095,171 @@
         <w:pStyle w:val="Endure-Subhead"/>
         <w:keepNext/>
         <w:spacing w:before="240" w:after="60"/>
-      </w:pPr>
-      <w:r>
-        <w:t>Resumen del Capítulo 13C</w:t>
+        <w:outlineLvl w:val="1"/>
+      </w:pPr>
+      <w:r>
+        <w:rPr>
+          <w:sz w:val="24"/>
+        </w:rPr>
+        <w:t>Resumen del Capítulo 11C</w:t>
       </w:r>
     </w:p>
     <w:p>
       <w:pPr>
         <w:pStyle w:val="Endure-FirstParagraphBodyText"/>
-      </w:pPr>
-      <w:r>
+        <w:spacing w:before="100" w:after="100"/>
+      </w:pPr>
+      <w:r>
+        <w:rPr>
+          <w:sz w:val="20"/>
+        </w:rPr>
         <w:t>Open WebUI es la interfaz gráfica que unifica todos los motores de inferencia del Jetson:</w:t>
       </w:r>
     </w:p>
     <w:p>
       <w:pPr>
         <w:pStyle w:val="Endure-ChapterBodyText"/>
-        <w:spacing w:before="20" w:after="20"/>
+        <w:spacing w:before="40" w:after="40"/>
         <w:ind w:left="360" w:hanging="216"/>
       </w:pPr>
       <w:r>
         <w:rPr>
-          <w:sz w:val="18"/>
+          <w:sz w:val="20"/>
         </w:rPr>
         <w:t xml:space="preserve">• </w:t>
       </w:r>
       <w:r>
+        <w:rPr>
+          <w:sz w:val="20"/>
+        </w:rPr>
         <w:t>Puerto 3000 (</w:t>
       </w:r>
       <w:r>
         <w:rPr>
           <w:rFonts w:ascii="Courier New" w:hAnsi="Courier New"/>
-          <w:sz w:val="17"/>
+          <w:sz w:val="16"/>
         </w:rPr>
         <w:t>--restart no</w:t>
       </w:r>
       <w:r>
+        <w:rPr>
+          <w:sz w:val="20"/>
+        </w:rPr>
         <w:t xml:space="preserve"> — arranque limpio como todos los servicios)</w:t>
       </w:r>
     </w:p>
     <w:p>
       <w:pPr>
         <w:pStyle w:val="Endure-ChapterBodyText"/>
-        <w:spacing w:before="20" w:after="20"/>
+        <w:spacing w:before="40" w:after="40"/>
         <w:ind w:left="360" w:hanging="216"/>
       </w:pPr>
       <w:r>
         <w:rPr>
-          <w:sz w:val="18"/>
+          <w:sz w:val="20"/>
         </w:rPr>
         <w:t xml:space="preserve">• </w:t>
       </w:r>
       <w:r>
+        <w:rPr>
+          <w:sz w:val="20"/>
+        </w:rPr>
         <w:t xml:space="preserve">El volumen </w:t>
       </w:r>
       <w:r>
         <w:rPr>
           <w:rFonts w:ascii="Courier New" w:hAnsi="Courier New"/>
-          <w:sz w:val="17"/>
+          <w:sz w:val="16"/>
         </w:rPr>
         <w:t>open-webui-data</w:t>
       </w:r>
       <w:r>
+        <w:rPr>
+          <w:sz w:val="20"/>
+        </w:rPr>
         <w:t xml:space="preserve"> guarda usuarios, conversaciones y documentos de forma persistente</w:t>
       </w:r>
     </w:p>
     <w:p>
       <w:pPr>
         <w:pStyle w:val="Endure-ChapterBodyText"/>
-        <w:spacing w:before="20" w:after="20"/>
+        <w:spacing w:before="40" w:after="40"/>
         <w:ind w:left="360" w:hanging="216"/>
       </w:pPr>
       <w:r>
         <w:rPr>
-          <w:sz w:val="18"/>
+          <w:sz w:val="20"/>
         </w:rPr>
         <w:t xml:space="preserve">• </w:t>
       </w:r>
       <w:r>
+        <w:rPr>
+          <w:sz w:val="20"/>
+        </w:rPr>
         <w:t>SSL local con mkcert desbloquea el micrófono del navegador — indispensable para el proyecto de inglés</w:t>
       </w:r>
     </w:p>
     <w:p>
       <w:pPr>
         <w:pStyle w:val="Endure-ChapterBodyText"/>
-        <w:spacing w:before="20" w:after="20"/>
+        <w:spacing w:before="40" w:after="40"/>
         <w:ind w:left="360" w:hanging="216"/>
       </w:pPr>
       <w:r>
         <w:rPr>
-          <w:sz w:val="18"/>
+          <w:sz w:val="20"/>
         </w:rPr>
         <w:t xml:space="preserve">• </w:t>
       </w:r>
       <w:r>
         <w:rPr>
           <w:b/>
+          <w:sz w:val="20"/>
         </w:rPr>
         <w:t>Nunca use `docker rm open-webui`</w:t>
       </w:r>
       <w:r>
+        <w:rPr>
+          <w:sz w:val="20"/>
+        </w:rPr>
         <w:t xml:space="preserve"> para reiniciar — use </w:t>
       </w:r>
       <w:r>
         <w:rPr>
           <w:rFonts w:ascii="Courier New" w:hAnsi="Courier New"/>
-          <w:sz w:val="17"/>
+          <w:sz w:val="16"/>
         </w:rPr>
         <w:t>docker restart open-webui</w:t>
       </w:r>
       <w:r>
+        <w:rPr>
+          <w:sz w:val="20"/>
+        </w:rPr>
         <w:t xml:space="preserve"> (preserva el volumen)</w:t>
       </w:r>
     </w:p>
     <w:p>
       <w:pPr>
         <w:pStyle w:val="Endure-ChapterBodyText"/>
-        <w:spacing w:before="20" w:after="20"/>
+        <w:spacing w:before="40" w:after="40"/>
         <w:ind w:left="360" w:hanging="216"/>
       </w:pPr>
       <w:r>
         <w:rPr>
-          <w:sz w:val="18"/>
+          <w:sz w:val="20"/>
         </w:rPr>
         <w:t xml:space="preserve">• </w:t>
       </w:r>
       <w:r>
+        <w:rPr>
+          <w:sz w:val="20"/>
+        </w:rPr>
         <w:t xml:space="preserve">Funciona como PWA en iOS y Android desde </w:t>
       </w:r>
       <w:r>
         <w:rPr>
           <w:rFonts w:ascii="Courier New" w:hAnsi="Courier New"/>
-          <w:sz w:val="17"/>
+          <w:sz w:val="16"/>
         </w:rPr>
         <w:t>https://192.168.1.100:3000</w:t>
       </w:r>
@@ -8794,8 +9272,12 @@
     <w:p>
       <w:pPr>
         <w:pStyle w:val="Endure-ChapterBodyText"/>
-      </w:pPr>
-      <w:r>
+        <w:spacing w:before="100" w:after="100"/>
+      </w:pPr>
+      <w:r>
+        <w:rPr>
+          <w:sz w:val="20"/>
+        </w:rPr>
         <w:t>El capítulo siguiente (13D) cubre tool calling avanzado: cómo implementar herramientas personalizadas que los modelos pueden invocar automáticamente, con ejemplos Python integrados en Open WebUI.</w:t>
       </w:r>
     </w:p>

--- a/book/docx-por-capitulo/capitulo-11c-open-webui.docx
+++ b/book/docx-por-capitulo/capitulo-11c-open-webui.docx
@@ -26,7 +26,7 @@
       <w:pPr>
         <w:pStyle w:val="Endure-Subhead"/>
         <w:keepNext/>
-        <w:spacing w:before="240" w:after="60"/>
+        <w:spacing w:before="240" w:after="60" w:line="240" w:lineRule="auto"/>
         <w:outlineLvl w:val="1"/>
       </w:pPr>
       <w:r>
@@ -39,7 +39,7 @@
     <w:p>
       <w:pPr>
         <w:pStyle w:val="Endure-FirstParagraphBodyText"/>
-        <w:spacing w:before="100" w:after="100"/>
+        <w:spacing w:before="100" w:after="100" w:line="240" w:lineRule="auto"/>
       </w:pPr>
       <w:r>
         <w:rPr>
@@ -139,7 +139,7 @@
     <w:p>
       <w:pPr>
         <w:pStyle w:val="Endure-ChapterBodyText"/>
-        <w:spacing w:before="100" w:after="100"/>
+        <w:spacing w:before="100" w:after="100" w:line="240" w:lineRule="auto"/>
       </w:pPr>
       <w:r>
         <w:rPr>
@@ -177,7 +177,7 @@
     <w:p>
       <w:pPr>
         <w:pStyle w:val="Endure-ChapterBodyText"/>
-        <w:spacing w:before="100" w:after="100"/>
+        <w:spacing w:before="100" w:after="100" w:line="240" w:lineRule="auto"/>
       </w:pPr>
       <w:r>
         <w:rPr>
@@ -215,7 +215,7 @@
     <w:p>
       <w:pPr>
         <w:pStyle w:val="Endure-ChapterBodyText"/>
-        <w:spacing w:before="100" w:after="100"/>
+        <w:spacing w:before="100" w:after="100" w:line="240" w:lineRule="auto"/>
       </w:pPr>
       <w:r>
         <w:rPr>
@@ -297,7 +297,7 @@
       <w:pPr>
         <w:pStyle w:val="Endure-Subhead"/>
         <w:keepNext/>
-        <w:spacing w:before="240" w:after="60"/>
+        <w:spacing w:before="240" w:after="60" w:line="240" w:lineRule="auto"/>
         <w:outlineLvl w:val="1"/>
       </w:pPr>
       <w:r>
@@ -311,7 +311,7 @@
       <w:pPr>
         <w:pStyle w:val="Endure-Subhead"/>
         <w:keepNext/>
-        <w:spacing w:before="160" w:after="60"/>
+        <w:spacing w:before="160" w:after="60" w:line="240" w:lineRule="auto"/>
         <w:outlineLvl w:val="2"/>
       </w:pPr>
       <w:r>
@@ -754,7 +754,7 @@
     <w:p>
       <w:pPr>
         <w:pStyle w:val="Endure-ChapterBodyText"/>
-        <w:spacing w:before="100" w:after="100"/>
+        <w:spacing w:before="100" w:after="100" w:line="240" w:lineRule="auto"/>
       </w:pPr>
       <w:r>
         <w:rPr>
@@ -815,7 +815,7 @@
     <w:p>
       <w:pPr>
         <w:pStyle w:val="Endure-ChapterBodyText"/>
-        <w:spacing w:before="100" w:after="100"/>
+        <w:spacing w:before="100" w:after="100" w:line="240" w:lineRule="auto"/>
       </w:pPr>
       <w:r>
         <w:rPr>
@@ -900,7 +900,7 @@
       <w:pPr>
         <w:pStyle w:val="Endure-Subhead"/>
         <w:keepNext/>
-        <w:spacing w:before="160" w:after="60"/>
+        <w:spacing w:before="160" w:after="60" w:line="240" w:lineRule="auto"/>
         <w:outlineLvl w:val="2"/>
       </w:pPr>
       <w:r>
@@ -995,7 +995,7 @@
       <w:pPr>
         <w:pStyle w:val="Endure-Subhead"/>
         <w:keepNext/>
-        <w:spacing w:before="240" w:after="60"/>
+        <w:spacing w:before="240" w:after="60" w:line="240" w:lineRule="auto"/>
         <w:outlineLvl w:val="1"/>
       </w:pPr>
       <w:r>
@@ -1008,7 +1008,7 @@
     <w:p>
       <w:pPr>
         <w:pStyle w:val="Endure-FirstParagraphBodyText"/>
-        <w:spacing w:before="100" w:after="100"/>
+        <w:spacing w:before="100" w:after="100" w:line="240" w:lineRule="auto"/>
       </w:pPr>
       <w:r>
         <w:rPr>
@@ -1383,7 +1383,7 @@
     <w:p>
       <w:pPr>
         <w:pStyle w:val="Endure-ChapterBodyText"/>
-        <w:spacing w:before="100" w:after="100"/>
+        <w:spacing w:before="100" w:after="100" w:line="240" w:lineRule="auto"/>
       </w:pPr>
       <w:r>
         <w:rPr>
@@ -1567,7 +1567,7 @@
     <w:p>
       <w:pPr>
         <w:pStyle w:val="Endure-ChapterBodyText"/>
-        <w:spacing w:before="100" w:after="100"/>
+        <w:spacing w:before="100" w:after="100" w:line="240" w:lineRule="auto"/>
       </w:pPr>
       <w:r>
         <w:rPr>
@@ -1580,7 +1580,7 @@
     <w:p>
       <w:pPr>
         <w:pStyle w:val="Endure-ChapterBodyText"/>
-        <w:spacing w:before="40" w:after="40"/>
+        <w:spacing w:before="40" w:after="40" w:line="240" w:lineRule="auto"/>
         <w:ind w:left="360" w:hanging="216"/>
       </w:pPr>
       <w:r>
@@ -1599,7 +1599,7 @@
     <w:p>
       <w:pPr>
         <w:pStyle w:val="Endure-ChapterBodyText"/>
-        <w:spacing w:before="40" w:after="40"/>
+        <w:spacing w:before="40" w:after="40" w:line="240" w:lineRule="auto"/>
         <w:ind w:left="360" w:hanging="216"/>
       </w:pPr>
       <w:r>
@@ -1638,7 +1638,7 @@
     <w:p>
       <w:pPr>
         <w:pStyle w:val="Endure-ChapterBodyText"/>
-        <w:spacing w:before="40" w:after="40"/>
+        <w:spacing w:before="40" w:after="40" w:line="240" w:lineRule="auto"/>
         <w:ind w:left="360" w:hanging="216"/>
       </w:pPr>
       <w:r>
@@ -1683,7 +1683,7 @@
       <w:pPr>
         <w:pStyle w:val="Endure-Subhead"/>
         <w:keepNext/>
-        <w:spacing w:before="240" w:after="60"/>
+        <w:spacing w:before="240" w:after="60" w:line="240" w:lineRule="auto"/>
         <w:outlineLvl w:val="1"/>
       </w:pPr>
       <w:r>
@@ -1696,7 +1696,7 @@
     <w:p>
       <w:pPr>
         <w:pStyle w:val="Endure-FirstParagraphBodyText"/>
-        <w:spacing w:before="100" w:after="100"/>
+        <w:spacing w:before="100" w:after="100" w:line="240" w:lineRule="auto"/>
       </w:pPr>
       <w:r>
         <w:rPr>
@@ -1807,7 +1807,7 @@
     <w:p>
       <w:pPr>
         <w:pStyle w:val="Endure-ChapterBodyText"/>
-        <w:spacing w:before="100" w:after="100"/>
+        <w:spacing w:before="100" w:after="100" w:line="240" w:lineRule="auto"/>
       </w:pPr>
       <w:r>
         <w:rPr>
@@ -1820,7 +1820,7 @@
     <w:p>
       <w:pPr>
         <w:pStyle w:val="Endure-ChapterBodyText"/>
-        <w:spacing w:before="40" w:after="40"/>
+        <w:spacing w:before="40" w:after="40" w:line="240" w:lineRule="auto"/>
         <w:ind w:left="360" w:hanging="216"/>
       </w:pPr>
       <w:r>
@@ -1839,7 +1839,7 @@
     <w:p>
       <w:pPr>
         <w:pStyle w:val="Endure-ChapterBodyText"/>
-        <w:spacing w:before="40" w:after="40"/>
+        <w:spacing w:before="40" w:after="40" w:line="240" w:lineRule="auto"/>
         <w:ind w:left="360" w:hanging="216"/>
       </w:pPr>
       <w:r>
@@ -1858,7 +1858,7 @@
     <w:p>
       <w:pPr>
         <w:pStyle w:val="Endure-ChapterBodyText"/>
-        <w:spacing w:before="40" w:after="40"/>
+        <w:spacing w:before="40" w:after="40" w:line="240" w:lineRule="auto"/>
         <w:ind w:left="360" w:hanging="216"/>
       </w:pPr>
       <w:r>
@@ -1877,7 +1877,7 @@
     <w:p>
       <w:pPr>
         <w:pStyle w:val="Endure-ChapterBodyText"/>
-        <w:spacing w:before="40" w:after="40"/>
+        <w:spacing w:before="40" w:after="40" w:line="240" w:lineRule="auto"/>
         <w:ind w:left="360" w:hanging="216"/>
       </w:pPr>
       <w:r>
@@ -1901,7 +1901,7 @@
     <w:p>
       <w:pPr>
         <w:pStyle w:val="Endure-ChapterBodyText"/>
-        <w:spacing w:before="100" w:after="100"/>
+        <w:spacing w:before="100" w:after="100" w:line="240" w:lineRule="auto"/>
       </w:pPr>
       <w:r>
         <w:rPr>
@@ -1976,7 +1976,7 @@
     <w:p>
       <w:pPr>
         <w:pStyle w:val="Endure-ChapterBodyText"/>
-        <w:spacing w:before="40" w:after="40"/>
+        <w:spacing w:before="40" w:after="40" w:line="240" w:lineRule="auto"/>
         <w:ind w:left="360" w:hanging="216"/>
       </w:pPr>
       <w:r>
@@ -1995,7 +1995,7 @@
     <w:p>
       <w:pPr>
         <w:pStyle w:val="Endure-ChapterBodyText"/>
-        <w:spacing w:before="40" w:after="40"/>
+        <w:spacing w:before="40" w:after="40" w:line="240" w:lineRule="auto"/>
         <w:ind w:left="360" w:hanging="216"/>
       </w:pPr>
       <w:r>
@@ -2290,7 +2290,7 @@
       <w:pPr>
         <w:pStyle w:val="Endure-Subhead"/>
         <w:keepNext/>
-        <w:spacing w:before="240" w:after="60"/>
+        <w:spacing w:before="240" w:after="60" w:line="240" w:lineRule="auto"/>
         <w:outlineLvl w:val="1"/>
       </w:pPr>
       <w:r>
@@ -2303,7 +2303,7 @@
     <w:p>
       <w:pPr>
         <w:pStyle w:val="Endure-FirstParagraphBodyText"/>
-        <w:spacing w:before="100" w:after="100"/>
+        <w:spacing w:before="100" w:after="100" w:line="240" w:lineRule="auto"/>
       </w:pPr>
       <w:r>
         <w:rPr>
@@ -2878,7 +2878,7 @@
       <w:pPr>
         <w:pStyle w:val="Endure-Subhead"/>
         <w:keepNext/>
-        <w:spacing w:before="240" w:after="60"/>
+        <w:spacing w:before="240" w:after="60" w:line="240" w:lineRule="auto"/>
         <w:outlineLvl w:val="1"/>
       </w:pPr>
       <w:r>
@@ -2891,7 +2891,7 @@
     <w:p>
       <w:pPr>
         <w:pStyle w:val="Endure-FirstParagraphBodyText"/>
-        <w:spacing w:before="100" w:after="100"/>
+        <w:spacing w:before="100" w:after="100" w:line="240" w:lineRule="auto"/>
       </w:pPr>
       <w:r>
         <w:rPr>
@@ -2985,7 +2985,7 @@
     <w:p>
       <w:pPr>
         <w:pStyle w:val="Endure-ChapterBodyText"/>
-        <w:spacing w:before="100" w:after="100"/>
+        <w:spacing w:before="100" w:after="100" w:line="240" w:lineRule="auto"/>
       </w:pPr>
       <w:r>
         <w:rPr>
@@ -2998,7 +2998,7 @@
     <w:p>
       <w:pPr>
         <w:pStyle w:val="Endure-ChapterBodyText"/>
-        <w:spacing w:before="40" w:after="40"/>
+        <w:spacing w:before="40" w:after="40" w:line="240" w:lineRule="auto"/>
         <w:ind w:left="360" w:hanging="216"/>
       </w:pPr>
       <w:r>
@@ -3043,7 +3043,7 @@
     <w:p>
       <w:pPr>
         <w:pStyle w:val="Endure-ChapterBodyText"/>
-        <w:spacing w:before="40" w:after="40"/>
+        <w:spacing w:before="40" w:after="40" w:line="240" w:lineRule="auto"/>
         <w:ind w:left="360" w:hanging="216"/>
       </w:pPr>
       <w:r>
@@ -3062,7 +3062,7 @@
     <w:p>
       <w:pPr>
         <w:pStyle w:val="Endure-ChapterBodyText"/>
-        <w:spacing w:before="40" w:after="40"/>
+        <w:spacing w:before="40" w:after="40" w:line="240" w:lineRule="auto"/>
         <w:ind w:left="360" w:hanging="216"/>
       </w:pPr>
       <w:r>
@@ -3086,7 +3086,7 @@
     <w:p>
       <w:pPr>
         <w:pStyle w:val="Endure-ChapterBodyText"/>
-        <w:spacing w:before="100" w:after="100"/>
+        <w:spacing w:before="100" w:after="100" w:line="240" w:lineRule="auto"/>
       </w:pPr>
       <w:r>
         <w:rPr>
@@ -3099,7 +3099,7 @@
     <w:p>
       <w:pPr>
         <w:pStyle w:val="Endure-ChapterBodyText"/>
-        <w:spacing w:before="40" w:after="40"/>
+        <w:spacing w:before="40" w:after="40" w:line="240" w:lineRule="auto"/>
         <w:ind w:left="360" w:hanging="216"/>
       </w:pPr>
       <w:r>
@@ -3144,7 +3144,7 @@
     <w:p>
       <w:pPr>
         <w:pStyle w:val="Endure-ChapterBodyText"/>
-        <w:spacing w:before="40" w:after="40"/>
+        <w:spacing w:before="40" w:after="40" w:line="240" w:lineRule="auto"/>
         <w:ind w:left="360" w:hanging="216"/>
       </w:pPr>
       <w:r>
@@ -3163,7 +3163,7 @@
     <w:p>
       <w:pPr>
         <w:pStyle w:val="Endure-ChapterBodyText"/>
-        <w:spacing w:before="40" w:after="40"/>
+        <w:spacing w:before="40" w:after="40" w:line="240" w:lineRule="auto"/>
         <w:ind w:left="360" w:hanging="216"/>
       </w:pPr>
       <w:r>
@@ -3187,7 +3187,7 @@
     <w:p>
       <w:pPr>
         <w:pStyle w:val="Endure-ChapterBodyText"/>
-        <w:spacing w:before="100" w:after="100"/>
+        <w:spacing w:before="100" w:after="100" w:line="240" w:lineRule="auto"/>
       </w:pPr>
       <w:r>
         <w:rPr>
@@ -3200,7 +3200,7 @@
       <w:pPr>
         <w:pStyle w:val="Endure-Subhead"/>
         <w:keepNext/>
-        <w:spacing w:before="240" w:after="60"/>
+        <w:spacing w:before="240" w:after="60" w:line="240" w:lineRule="auto"/>
         <w:outlineLvl w:val="1"/>
       </w:pPr>
       <w:r>
@@ -3213,7 +3213,7 @@
     <w:p>
       <w:pPr>
         <w:pStyle w:val="Endure-FirstParagraphBodyText"/>
-        <w:spacing w:before="100" w:after="100"/>
+        <w:spacing w:before="100" w:after="100" w:line="240" w:lineRule="auto"/>
       </w:pPr>
       <w:r>
         <w:rPr>
@@ -3756,7 +3756,7 @@
       <w:pPr>
         <w:pStyle w:val="Endure-Subhead"/>
         <w:keepNext/>
-        <w:spacing w:before="240" w:after="60"/>
+        <w:spacing w:before="240" w:after="60" w:line="240" w:lineRule="auto"/>
         <w:outlineLvl w:val="1"/>
       </w:pPr>
       <w:r>
@@ -3769,7 +3769,7 @@
     <w:p>
       <w:pPr>
         <w:pStyle w:val="Endure-FirstParagraphBodyText"/>
-        <w:spacing w:before="100" w:after="100"/>
+        <w:spacing w:before="100" w:after="100" w:line="240" w:lineRule="auto"/>
       </w:pPr>
       <w:r>
         <w:rPr>
@@ -4711,7 +4711,7 @@
       <w:pPr>
         <w:pStyle w:val="Endure-Subhead"/>
         <w:keepNext/>
-        <w:spacing w:before="240" w:after="60"/>
+        <w:spacing w:before="240" w:after="60" w:line="240" w:lineRule="auto"/>
         <w:outlineLvl w:val="1"/>
       </w:pPr>
       <w:r>
@@ -5006,7 +5006,7 @@
       <w:pPr>
         <w:pStyle w:val="Endure-Subhead"/>
         <w:keepNext/>
-        <w:spacing w:before="240" w:after="60"/>
+        <w:spacing w:before="240" w:after="60" w:line="240" w:lineRule="auto"/>
         <w:outlineLvl w:val="1"/>
       </w:pPr>
       <w:r>
@@ -5279,7 +5279,7 @@
       <w:pPr>
         <w:pStyle w:val="Endure-Subhead"/>
         <w:keepNext/>
-        <w:spacing w:before="240" w:after="60"/>
+        <w:spacing w:before="240" w:after="60" w:line="240" w:lineRule="auto"/>
         <w:outlineLvl w:val="1"/>
       </w:pPr>
       <w:r>
@@ -5293,7 +5293,7 @@
       <w:pPr>
         <w:pStyle w:val="Endure-Subhead"/>
         <w:keepNext/>
-        <w:spacing w:before="160" w:after="60"/>
+        <w:spacing w:before="160" w:after="60" w:line="240" w:lineRule="auto"/>
         <w:outlineLvl w:val="2"/>
       </w:pPr>
       <w:r>
@@ -5487,7 +5487,7 @@
       <w:pPr>
         <w:pStyle w:val="Endure-Subhead"/>
         <w:keepNext/>
-        <w:spacing w:before="160" w:after="60"/>
+        <w:spacing w:before="160" w:after="60" w:line="240" w:lineRule="auto"/>
         <w:outlineLvl w:val="2"/>
       </w:pPr>
       <w:r>
@@ -5632,7 +5632,7 @@
       <w:pPr>
         <w:pStyle w:val="Endure-Subhead"/>
         <w:keepNext/>
-        <w:spacing w:before="160" w:after="60"/>
+        <w:spacing w:before="160" w:after="60" w:line="240" w:lineRule="auto"/>
         <w:outlineLvl w:val="2"/>
       </w:pPr>
       <w:r>
@@ -5923,7 +5923,7 @@
       <w:pPr>
         <w:pStyle w:val="Endure-Subhead"/>
         <w:keepNext/>
-        <w:spacing w:before="160" w:after="60"/>
+        <w:spacing w:before="160" w:after="60" w:line="240" w:lineRule="auto"/>
         <w:outlineLvl w:val="2"/>
       </w:pPr>
       <w:r>
@@ -6116,7 +6116,7 @@
       <w:pPr>
         <w:pStyle w:val="Endure-Subhead"/>
         <w:keepNext/>
-        <w:spacing w:before="240" w:after="60"/>
+        <w:spacing w:before="240" w:after="60" w:line="240" w:lineRule="auto"/>
         <w:outlineLvl w:val="1"/>
       </w:pPr>
       <w:r>
@@ -6129,7 +6129,7 @@
     <w:p>
       <w:pPr>
         <w:pStyle w:val="Endure-FirstParagraphBodyText"/>
-        <w:spacing w:before="100" w:after="100"/>
+        <w:spacing w:before="100" w:after="100" w:line="240" w:lineRule="auto"/>
       </w:pPr>
       <w:r>
         <w:rPr>
@@ -6168,7 +6168,7 @@
       <w:pPr>
         <w:pStyle w:val="Endure-Subhead"/>
         <w:keepNext/>
-        <w:spacing w:before="160" w:after="60"/>
+        <w:spacing w:before="160" w:after="60" w:line="240" w:lineRule="auto"/>
         <w:outlineLvl w:val="2"/>
       </w:pPr>
       <w:r>
@@ -6411,7 +6411,7 @@
       <w:pPr>
         <w:pStyle w:val="Endure-Subhead"/>
         <w:keepNext/>
-        <w:spacing w:before="160" w:after="60"/>
+        <w:spacing w:before="160" w:after="60" w:line="240" w:lineRule="auto"/>
         <w:outlineLvl w:val="2"/>
       </w:pPr>
       <w:r>
@@ -6753,7 +6753,7 @@
       <w:pPr>
         <w:pStyle w:val="Endure-Subhead"/>
         <w:keepNext/>
-        <w:spacing w:before="160" w:after="60"/>
+        <w:spacing w:before="160" w:after="60" w:line="240" w:lineRule="auto"/>
         <w:outlineLvl w:val="2"/>
       </w:pPr>
       <w:r>
@@ -7016,7 +7016,7 @@
       <w:pPr>
         <w:pStyle w:val="Endure-Subhead"/>
         <w:keepNext/>
-        <w:spacing w:before="160" w:after="60"/>
+        <w:spacing w:before="160" w:after="60" w:line="240" w:lineRule="auto"/>
         <w:outlineLvl w:val="2"/>
       </w:pPr>
       <w:r>
@@ -7491,7 +7491,7 @@
     <w:p>
       <w:pPr>
         <w:pStyle w:val="Endure-ChapterBodyText"/>
-        <w:spacing w:before="100" w:after="100"/>
+        <w:spacing w:before="100" w:after="100" w:line="240" w:lineRule="auto"/>
       </w:pPr>
       <w:r>
         <w:rPr>
@@ -7569,7 +7569,7 @@
       <w:pPr>
         <w:pStyle w:val="Endure-Subhead"/>
         <w:keepNext/>
-        <w:spacing w:before="240" w:after="60"/>
+        <w:spacing w:before="240" w:after="60" w:line="240" w:lineRule="auto"/>
         <w:outlineLvl w:val="1"/>
       </w:pPr>
       <w:r>
@@ -7582,7 +7582,7 @@
     <w:p>
       <w:pPr>
         <w:pStyle w:val="Endure-FirstParagraphBodyText"/>
-        <w:spacing w:before="100" w:after="100"/>
+        <w:spacing w:before="100" w:after="100" w:line="240" w:lineRule="auto"/>
       </w:pPr>
       <w:r>
         <w:rPr>
@@ -7594,7 +7594,7 @@
     <w:p>
       <w:pPr>
         <w:pStyle w:val="Endure-ChapterBodyText"/>
-        <w:spacing w:before="100" w:after="100"/>
+        <w:spacing w:before="100" w:after="100" w:line="240" w:lineRule="auto"/>
       </w:pPr>
       <w:r>
         <w:rPr>
@@ -7613,7 +7613,7 @@
     <w:p>
       <w:pPr>
         <w:pStyle w:val="Endure-ChapterBodyText"/>
-        <w:spacing w:before="40" w:after="40"/>
+        <w:spacing w:before="40" w:after="40" w:line="240" w:lineRule="auto"/>
         <w:ind w:left="360" w:hanging="216"/>
       </w:pPr>
       <w:r>
@@ -7632,7 +7632,7 @@
     <w:p>
       <w:pPr>
         <w:pStyle w:val="Endure-ChapterBodyText"/>
-        <w:spacing w:before="40" w:after="40"/>
+        <w:spacing w:before="40" w:after="40" w:line="240" w:lineRule="auto"/>
         <w:ind w:left="360" w:hanging="216"/>
       </w:pPr>
       <w:r>
@@ -7651,7 +7651,7 @@
     <w:p>
       <w:pPr>
         <w:pStyle w:val="Endure-ChapterBodyText"/>
-        <w:spacing w:before="40" w:after="40"/>
+        <w:spacing w:before="40" w:after="40" w:line="240" w:lineRule="auto"/>
         <w:ind w:left="360" w:hanging="216"/>
       </w:pPr>
       <w:r>
@@ -7670,7 +7670,7 @@
     <w:p>
       <w:pPr>
         <w:pStyle w:val="Endure-ChapterBodyText"/>
-        <w:spacing w:before="40" w:after="40"/>
+        <w:spacing w:before="40" w:after="40" w:line="240" w:lineRule="auto"/>
         <w:ind w:left="360" w:hanging="216"/>
       </w:pPr>
       <w:r>
@@ -7695,7 +7695,7 @@
       <w:pPr>
         <w:pStyle w:val="Endure-Subhead"/>
         <w:keepNext/>
-        <w:spacing w:before="160" w:after="60"/>
+        <w:spacing w:before="160" w:after="60" w:line="240" w:lineRule="auto"/>
         <w:outlineLvl w:val="2"/>
       </w:pPr>
       <w:r>
@@ -8103,7 +8103,7 @@
       <w:pPr>
         <w:pStyle w:val="Endure-Subhead"/>
         <w:keepNext/>
-        <w:spacing w:before="160" w:after="60"/>
+        <w:spacing w:before="160" w:after="60" w:line="240" w:lineRule="auto"/>
         <w:outlineLvl w:val="2"/>
       </w:pPr>
       <w:r>
@@ -8282,7 +8282,7 @@
       <w:pPr>
         <w:pStyle w:val="Endure-Subhead"/>
         <w:keepNext/>
-        <w:spacing w:before="160" w:after="60"/>
+        <w:spacing w:before="160" w:after="60" w:line="240" w:lineRule="auto"/>
         <w:outlineLvl w:val="2"/>
       </w:pPr>
       <w:r>
@@ -8308,11 +8308,11 @@
               <a:graphicData uri="http://schemas.openxmlformats.org/drawingml/2006/picture">
                 <pic:pic>
                   <pic:nvPicPr>
-                    <pic:cNvPr id="0" name="ascii_41245.png"/>
+                    <pic:cNvPr id="0" name="ascii_99286.png"/>
                     <pic:cNvPicPr/>
                   </pic:nvPicPr>
                   <pic:blipFill>
-                    <a:blip r:embed="rId46"/>
+                    <a:blip r:embed="rId51"/>
                     <a:stretch>
                       <a:fillRect/>
                     </a:stretch>
@@ -8616,7 +8616,7 @@
       <w:pPr>
         <w:pStyle w:val="Endure-Subhead"/>
         <w:keepNext/>
-        <w:spacing w:before="160" w:after="60"/>
+        <w:spacing w:before="160" w:after="60" w:line="240" w:lineRule="auto"/>
         <w:outlineLvl w:val="2"/>
       </w:pPr>
       <w:r>
@@ -8898,7 +8898,7 @@
       <w:pPr>
         <w:pStyle w:val="Endure-Subhead"/>
         <w:keepNext/>
-        <w:spacing w:before="160" w:after="60"/>
+        <w:spacing w:before="160" w:after="60" w:line="240" w:lineRule="auto"/>
         <w:outlineLvl w:val="2"/>
       </w:pPr>
       <w:r>
@@ -9094,7 +9094,7 @@
       <w:pPr>
         <w:pStyle w:val="Endure-Subhead"/>
         <w:keepNext/>
-        <w:spacing w:before="240" w:after="60"/>
+        <w:spacing w:before="240" w:after="60" w:line="240" w:lineRule="auto"/>
         <w:outlineLvl w:val="1"/>
       </w:pPr>
       <w:r>
@@ -9107,7 +9107,7 @@
     <w:p>
       <w:pPr>
         <w:pStyle w:val="Endure-FirstParagraphBodyText"/>
-        <w:spacing w:before="100" w:after="100"/>
+        <w:spacing w:before="100" w:after="100" w:line="240" w:lineRule="auto"/>
       </w:pPr>
       <w:r>
         <w:rPr>
@@ -9119,7 +9119,7 @@
     <w:p>
       <w:pPr>
         <w:pStyle w:val="Endure-ChapterBodyText"/>
-        <w:spacing w:before="40" w:after="40"/>
+        <w:spacing w:before="40" w:after="40" w:line="240" w:lineRule="auto"/>
         <w:ind w:left="360" w:hanging="216"/>
       </w:pPr>
       <w:r>
@@ -9151,7 +9151,7 @@
     <w:p>
       <w:pPr>
         <w:pStyle w:val="Endure-ChapterBodyText"/>
-        <w:spacing w:before="40" w:after="40"/>
+        <w:spacing w:before="40" w:after="40" w:line="240" w:lineRule="auto"/>
         <w:ind w:left="360" w:hanging="216"/>
       </w:pPr>
       <w:r>
@@ -9183,7 +9183,7 @@
     <w:p>
       <w:pPr>
         <w:pStyle w:val="Endure-ChapterBodyText"/>
-        <w:spacing w:before="40" w:after="40"/>
+        <w:spacing w:before="40" w:after="40" w:line="240" w:lineRule="auto"/>
         <w:ind w:left="360" w:hanging="216"/>
       </w:pPr>
       <w:r>
@@ -9202,7 +9202,7 @@
     <w:p>
       <w:pPr>
         <w:pStyle w:val="Endure-ChapterBodyText"/>
-        <w:spacing w:before="40" w:after="40"/>
+        <w:spacing w:before="40" w:after="40" w:line="240" w:lineRule="auto"/>
         <w:ind w:left="360" w:hanging="216"/>
       </w:pPr>
       <w:r>
@@ -9241,7 +9241,7 @@
     <w:p>
       <w:pPr>
         <w:pStyle w:val="Endure-ChapterBodyText"/>
-        <w:spacing w:before="40" w:after="40"/>
+        <w:spacing w:before="40" w:after="40" w:line="240" w:lineRule="auto"/>
         <w:ind w:left="360" w:hanging="216"/>
       </w:pPr>
       <w:r>
@@ -9272,7 +9272,7 @@
     <w:p>
       <w:pPr>
         <w:pStyle w:val="Endure-ChapterBodyText"/>
-        <w:spacing w:before="100" w:after="100"/>
+        <w:spacing w:before="100" w:after="100" w:line="240" w:lineRule="auto"/>
       </w:pPr>
       <w:r>
         <w:rPr>
@@ -9283,6 +9283,11 @@
     </w:p>
     <w:sectPr>
       <w:footerReference w:type="first" r:id="rId43"/>
+      <w:headerReference w:type="default" r:id="rId46"/>
+      <w:footerReference w:type="default" r:id="rId47"/>
+      <w:headerReference w:type="even" r:id="rId48"/>
+      <w:footerReference w:type="even" r:id="rId49"/>
+      <w:headerReference w:type="first" r:id="rId50"/>
       <w:type w:val="nextColumn"/>
       <w:pgSz w:w="10080" w:h="14400"/>
       <w:pgMar w:top="794" w:right="851" w:bottom="794" w:left="1077" w:header="454" w:footer="454" w:gutter="0"/>
@@ -10523,6 +10528,26 @@
       </w:rPr>
       <w:fldChar w:fldCharType="end"/>
     </w:r>
+  </w:p>
+</w:ftr>
+</file>
+
+<file path=word/footer34.xml><?xml version="1.0" encoding="utf-8"?>
+<w:ftr xmlns:m="http://schemas.openxmlformats.org/officeDocument/2006/math" xmlns:mc="http://schemas.openxmlformats.org/markup-compatibility/2006" xmlns:mo="http://schemas.microsoft.com/office/mac/office/2008/main" xmlns:mv="urn:schemas-microsoft-com:mac:vml" xmlns:o="urn:schemas-microsoft-com:office:office" xmlns:r="http://schemas.openxmlformats.org/officeDocument/2006/relationships" xmlns:v="urn:schemas-microsoft-com:vml" xmlns:w10="urn:schemas-microsoft-com:office:word" xmlns:w14="http://schemas.microsoft.com/office/word/2010/wordml" xmlns:w="http://schemas.openxmlformats.org/wordprocessingml/2006/main" xmlns:wne="http://schemas.microsoft.com/office/word/2006/wordml" xmlns:wp14="http://schemas.microsoft.com/office/word/2010/wordprocessingDrawing" xmlns:wp="http://schemas.openxmlformats.org/drawingml/2006/wordprocessingDrawing" xmlns:wpc="http://schemas.microsoft.com/office/word/2010/wordprocessingCanvas" xmlns:wpg="http://schemas.microsoft.com/office/word/2010/wordprocessingGroup" xmlns:wpi="http://schemas.microsoft.com/office/word/2010/wordprocessingInk" xmlns:wps="http://schemas.microsoft.com/office/word/2010/wordprocessingShape" mc:Ignorable="w14 wp14">
+  <w:p>
+    <w:pPr>
+      <w:pStyle w:val="Footer"/>
+    </w:pPr>
+  </w:p>
+</w:ftr>
+</file>
+
+<file path=word/footer35.xml><?xml version="1.0" encoding="utf-8"?>
+<w:ftr xmlns:m="http://schemas.openxmlformats.org/officeDocument/2006/math" xmlns:mc="http://schemas.openxmlformats.org/markup-compatibility/2006" xmlns:mo="http://schemas.microsoft.com/office/mac/office/2008/main" xmlns:mv="urn:schemas-microsoft-com:mac:vml" xmlns:o="urn:schemas-microsoft-com:office:office" xmlns:r="http://schemas.openxmlformats.org/officeDocument/2006/relationships" xmlns:v="urn:schemas-microsoft-com:vml" xmlns:w10="urn:schemas-microsoft-com:office:word" xmlns:w14="http://schemas.microsoft.com/office/word/2010/wordml" xmlns:w="http://schemas.openxmlformats.org/wordprocessingml/2006/main" xmlns:wne="http://schemas.microsoft.com/office/word/2006/wordml" xmlns:wp14="http://schemas.microsoft.com/office/word/2010/wordprocessingDrawing" xmlns:wp="http://schemas.openxmlformats.org/drawingml/2006/wordprocessingDrawing" xmlns:wpc="http://schemas.microsoft.com/office/word/2010/wordprocessingCanvas" xmlns:wpg="http://schemas.microsoft.com/office/word/2010/wordprocessingGroup" xmlns:wpi="http://schemas.microsoft.com/office/word/2010/wordprocessingInk" xmlns:wps="http://schemas.microsoft.com/office/word/2010/wordprocessingShape" mc:Ignorable="w14 wp14">
+  <w:p>
+    <w:pPr>
+      <w:pStyle w:val="Footer"/>
+    </w:pPr>
   </w:p>
 </w:ftr>
 </file>
@@ -10784,6 +10809,36 @@
     <w:r>
       <w:t>TÍTULO DEL LIBRO</w:t>
     </w:r>
+  </w:p>
+</w:hdr>
+</file>
+
+<file path=word/header3.xml><?xml version="1.0" encoding="utf-8"?>
+<w:hdr xmlns:m="http://schemas.openxmlformats.org/officeDocument/2006/math" xmlns:mc="http://schemas.openxmlformats.org/markup-compatibility/2006" xmlns:mo="http://schemas.microsoft.com/office/mac/office/2008/main" xmlns:mv="urn:schemas-microsoft-com:mac:vml" xmlns:o="urn:schemas-microsoft-com:office:office" xmlns:r="http://schemas.openxmlformats.org/officeDocument/2006/relationships" xmlns:v="urn:schemas-microsoft-com:vml" xmlns:w10="urn:schemas-microsoft-com:office:word" xmlns:w14="http://schemas.microsoft.com/office/word/2010/wordml" xmlns:w="http://schemas.openxmlformats.org/wordprocessingml/2006/main" xmlns:wne="http://schemas.microsoft.com/office/word/2006/wordml" xmlns:wp14="http://schemas.microsoft.com/office/word/2010/wordprocessingDrawing" xmlns:wp="http://schemas.openxmlformats.org/drawingml/2006/wordprocessingDrawing" xmlns:wpc="http://schemas.microsoft.com/office/word/2010/wordprocessingCanvas" xmlns:wpg="http://schemas.microsoft.com/office/word/2010/wordprocessingGroup" xmlns:wpi="http://schemas.microsoft.com/office/word/2010/wordprocessingInk" xmlns:wps="http://schemas.microsoft.com/office/word/2010/wordprocessingShape" mc:Ignorable="w14 wp14">
+  <w:p>
+    <w:pPr>
+      <w:pStyle w:val="Header"/>
+    </w:pPr>
+  </w:p>
+</w:hdr>
+</file>
+
+<file path=word/header4.xml><?xml version="1.0" encoding="utf-8"?>
+<w:hdr xmlns:m="http://schemas.openxmlformats.org/officeDocument/2006/math" xmlns:mc="http://schemas.openxmlformats.org/markup-compatibility/2006" xmlns:mo="http://schemas.microsoft.com/office/mac/office/2008/main" xmlns:mv="urn:schemas-microsoft-com:mac:vml" xmlns:o="urn:schemas-microsoft-com:office:office" xmlns:r="http://schemas.openxmlformats.org/officeDocument/2006/relationships" xmlns:v="urn:schemas-microsoft-com:vml" xmlns:w10="urn:schemas-microsoft-com:office:word" xmlns:w14="http://schemas.microsoft.com/office/word/2010/wordml" xmlns:w="http://schemas.openxmlformats.org/wordprocessingml/2006/main" xmlns:wne="http://schemas.microsoft.com/office/word/2006/wordml" xmlns:wp14="http://schemas.microsoft.com/office/word/2010/wordprocessingDrawing" xmlns:wp="http://schemas.openxmlformats.org/drawingml/2006/wordprocessingDrawing" xmlns:wpc="http://schemas.microsoft.com/office/word/2010/wordprocessingCanvas" xmlns:wpg="http://schemas.microsoft.com/office/word/2010/wordprocessingGroup" xmlns:wpi="http://schemas.microsoft.com/office/word/2010/wordprocessingInk" xmlns:wps="http://schemas.microsoft.com/office/word/2010/wordprocessingShape" mc:Ignorable="w14 wp14">
+  <w:p>
+    <w:pPr>
+      <w:pStyle w:val="Header"/>
+    </w:pPr>
+  </w:p>
+</w:hdr>
+</file>
+
+<file path=word/header5.xml><?xml version="1.0" encoding="utf-8"?>
+<w:hdr xmlns:m="http://schemas.openxmlformats.org/officeDocument/2006/math" xmlns:mc="http://schemas.openxmlformats.org/markup-compatibility/2006" xmlns:mo="http://schemas.microsoft.com/office/mac/office/2008/main" xmlns:mv="urn:schemas-microsoft-com:mac:vml" xmlns:o="urn:schemas-microsoft-com:office:office" xmlns:r="http://schemas.openxmlformats.org/officeDocument/2006/relationships" xmlns:v="urn:schemas-microsoft-com:vml" xmlns:w10="urn:schemas-microsoft-com:office:word" xmlns:w14="http://schemas.microsoft.com/office/word/2010/wordml" xmlns:w="http://schemas.openxmlformats.org/wordprocessingml/2006/main" xmlns:wne="http://schemas.microsoft.com/office/word/2006/wordml" xmlns:wp14="http://schemas.microsoft.com/office/word/2010/wordprocessingDrawing" xmlns:wp="http://schemas.openxmlformats.org/drawingml/2006/wordprocessingDrawing" xmlns:wpc="http://schemas.microsoft.com/office/word/2010/wordprocessingCanvas" xmlns:wpg="http://schemas.microsoft.com/office/word/2010/wordprocessingGroup" xmlns:wpi="http://schemas.microsoft.com/office/word/2010/wordprocessingInk" xmlns:wps="http://schemas.microsoft.com/office/word/2010/wordprocessingShape" mc:Ignorable="w14 wp14">
+  <w:p>
+    <w:pPr>
+      <w:pStyle w:val="Header"/>
+    </w:pPr>
   </w:p>
 </w:hdr>
 </file>
